--- a/docs/Entrega_4/Relatório AED - SmartColeta-DF.docx
+++ b/docs/Entrega_4/Relatório AED - SmartColeta-DF.docx
@@ -1,12 +1,17 @@
 
 <file path=word/document.xml><?xml version="1.0" encoding="utf-8"?>
-<w:document xmlns:wpc="http://schemas.microsoft.com/office/word/2010/wordprocessingCanvas" xmlns:cx="http://schemas.microsoft.com/office/drawing/2014/chartex" xmlns:cx1="http://schemas.microsoft.com/office/drawing/2015/9/8/chartex" xmlns:cx2="http://schemas.microsoft.com/office/drawing/2015/10/21/chartex" xmlns:cx3="http://schemas.microsoft.com/office/drawing/2016/5/9/chartex" xmlns:cx4="http://schemas.microsoft.com/office/drawing/2016/5/10/chartex" xmlns:cx5="http://schemas.microsoft.com/office/drawing/2016/5/11/chartex" xmlns:cx6="http://schemas.microsoft.com/office/drawing/2016/5/12/chartex" xmlns:cx7="http://schemas.microsoft.com/office/drawing/2016/5/13/chartex" xmlns:cx8="http://schemas.microsoft.com/office/drawing/2016/5/14/chartex" xmlns:mc="http://schemas.openxmlformats.org/markup-compatibility/2006" xmlns:aink="http://schemas.microsoft.com/office/drawing/2016/ink" xmlns:am3d="http://schemas.microsoft.com/office/drawing/2017/model3d" xmlns:o="urn:schemas-microsoft-com:office:office" xmlns:oel="http://schemas.microsoft.com/office/2019/extlst" xmlns:r="http://schemas.openxmlformats.org/officeDocument/2006/relationships" xmlns:m="http://schemas.openxmlformats.org/officeDocument/2006/math" xmlns:v="urn:schemas-microsoft-com:vml" xmlns:wp14="http://schemas.microsoft.com/office/word/2010/wordprocessingDrawing" xmlns:wp="http://schemas.openxmlformats.org/drawingml/2006/wordprocessingDrawing" xmlns:w10="urn:schemas-microsoft-com:office:word" xmlns:w="http://schemas.openxmlformats.org/wordprocessingml/2006/main" xmlns:w14="http://schemas.microsoft.com/office/word/2010/wordml" xmlns:w15="http://schemas.microsoft.com/office/word/2012/wordml" xmlns:w16cex="http://schemas.microsoft.com/office/word/2018/wordml/cex" xmlns:w16cid="http://schemas.microsoft.com/office/word/2016/wordml/cid" xmlns:w16="http://schemas.microsoft.com/office/word/2018/wordml" xmlns:w16du="http://schemas.microsoft.com/office/word/2023/wordml/word16du" xmlns:w16sdtdh="http://schemas.microsoft.com/office/word/2020/wordml/sdtdatahash" xmlns:w16sdtfl="http://schemas.microsoft.com/office/word/2024/wordml/sdtformatlock" xmlns:w16se="http://schemas.microsoft.com/office/word/2015/wordml/symex" xmlns:wpg="http://schemas.microsoft.com/office/word/2010/wordprocessingGroup" xmlns:wpi="http://schemas.microsoft.com/office/word/2010/wordprocessingInk" xmlns:wne="http://schemas.microsoft.com/office/word/2006/wordml" xmlns:wps="http://schemas.microsoft.com/office/word/2010/wordprocessingShape" mc:Ignorable="w14 w15 w16se w16cid w16 w16cex w16sdtdh w16sdtfl w16du wp14">
+<w:document xmlns:wpc="http://schemas.microsoft.com/office/word/2010/wordprocessingCanvas" xmlns:cx="http://schemas.microsoft.com/office/drawing/2014/chartex" xmlns:cx1="http://schemas.microsoft.com/office/drawing/2015/9/8/chartex" xmlns:cx2="http://schemas.microsoft.com/office/drawing/2015/10/21/chartex" xmlns:cx3="http://schemas.microsoft.com/office/drawing/2016/5/9/chartex" xmlns:cx4="http://schemas.microsoft.com/office/drawing/2016/5/10/chartex" xmlns:cx5="http://schemas.microsoft.com/office/drawing/2016/5/11/chartex" xmlns:cx6="http://schemas.microsoft.com/office/drawing/2016/5/12/chartex" xmlns:cx7="http://schemas.microsoft.com/office/drawing/2016/5/13/chartex" xmlns:cx8="http://schemas.microsoft.com/office/drawing/2016/5/14/chartex" xmlns:mc="http://schemas.openxmlformats.org/markup-compatibility/2006" xmlns:aink="http://schemas.microsoft.com/office/drawing/2016/ink" xmlns:am3d="http://schemas.microsoft.com/office/drawing/2017/model3d" xmlns:o="urn:schemas-microsoft-com:office:office" xmlns:r="http://schemas.openxmlformats.org/officeDocument/2006/relationships" xmlns:m="http://schemas.openxmlformats.org/officeDocument/2006/math" xmlns:v="urn:schemas-microsoft-com:vml" xmlns:wp14="http://schemas.microsoft.com/office/word/2010/wordprocessingDrawing" xmlns:wp="http://schemas.openxmlformats.org/drawingml/2006/wordprocessingDrawing" xmlns:w10="urn:schemas-microsoft-com:office:word" xmlns:w="http://schemas.openxmlformats.org/wordprocessingml/2006/main" xmlns:w14="http://schemas.microsoft.com/office/word/2010/wordml" xmlns:w15="http://schemas.microsoft.com/office/word/2012/wordml" xmlns:w16cex="http://schemas.microsoft.com/office/word/2018/wordml/cex" xmlns:w16cid="http://schemas.microsoft.com/office/word/2016/wordml/cid" xmlns:w16="http://schemas.microsoft.com/office/word/2018/wordml" xmlns:w16sdtdh="http://schemas.microsoft.com/office/word/2020/wordml/sdtdatahash" xmlns:w16se="http://schemas.microsoft.com/office/word/2015/wordml/symex" xmlns:wpg="http://schemas.microsoft.com/office/word/2010/wordprocessingGroup" xmlns:wpi="http://schemas.microsoft.com/office/word/2010/wordprocessingInk" xmlns:wne="http://schemas.microsoft.com/office/word/2006/wordml" xmlns:wps="http://schemas.microsoft.com/office/word/2010/wordprocessingShape" mc:Ignorable="w14 w15 w16se w16cid w16 w16cex w16sdtdh wp14">
   <w:body>
     <w:p>
       <w:pPr>
         <w:spacing w:after="88" w:line="259" w:lineRule="auto"/>
         <w:ind w:left="7" w:firstLine="0"/>
         <w:jc w:val="center"/>
+        <w:rPr>
+          <w:b/>
+          <w:color w:val="9B007A"/>
+          <w:sz w:val="36"/>
+        </w:rPr>
       </w:pPr>
       <w:r>
         <w:rPr>
@@ -53,7 +58,10 @@
         <w:ind w:left="-5" w:right="-2"/>
       </w:pPr>
       <w:r>
-        <w:t>Este relatório foi elaborado com base na estrutura de entrega da Aula 13 - Análise Exploratória de Dados (AED), que orienta a apresentação do trabalho em cinco partes: introdução, descrição dos dados, estatísticas descritivas, insights e conclusão. Os resultados numéricos apresentados foram obtidos exclusivamente da planilha tratada enviada para análise.</w:t>
+        <w:t xml:space="preserve">Este relatório foi elaborado com base na estrutura de entrega da Aula 13 - Análise Exploratória de Dados (AED), que orienta a </w:t>
+      </w:r>
+      <w:r>
+        <w:t>apresentação do trabalho em cinco partes: introdução, descrição dos dados, estatísticas descritivas, insights e conclusão. Os resultados numéricos apresentados foram obtidos exclusivamente da planilha tratada enviada para análise.</w:t>
       </w:r>
     </w:p>
     <w:tbl>
@@ -126,7 +134,15 @@
                 <w:color w:val="FFFFFF"/>
                 <w:sz w:val="18"/>
               </w:rPr>
-              <w:t>Finalidade analítica</w:t>
+              <w:t>Finali</w:t>
+            </w:r>
+            <w:r>
+              <w:rPr>
+                <w:b/>
+                <w:color w:val="FFFFFF"/>
+                <w:sz w:val="18"/>
+              </w:rPr>
+              <w:t>dade analítica</w:t>
             </w:r>
           </w:p>
         </w:tc>
@@ -301,7 +317,13 @@
               <w:rPr>
                 <w:sz w:val="18"/>
               </w:rPr>
-              <w:t>Sintetizar contagens, medidas de tendência central, dispersão e totais por categoria.</w:t>
+              <w:t xml:space="preserve">Sintetizar contagens, medidas de tendência </w:t>
+            </w:r>
+            <w:r>
+              <w:rPr>
+                <w:sz w:val="18"/>
+              </w:rPr>
+              <w:t>central, dispersão e totais por categoria.</w:t>
             </w:r>
           </w:p>
         </w:tc>
@@ -481,7 +503,10 @@
         <w:ind w:left="-5" w:right="-2"/>
       </w:pPr>
       <w:r>
-        <w:t xml:space="preserve">O objetivo central desta análise é examinar, por meio de estatísticas descritivas, a base tratada do projeto </w:t>
+        <w:t>O objetivo central desta análise é examinar, por meio de estatísticas descriti</w:t>
+      </w:r>
+      <w:r>
+        <w:t xml:space="preserve">vas, a base tratada do projeto </w:t>
       </w:r>
       <w:proofErr w:type="spellStart"/>
       <w:r>
@@ -489,7 +514,13 @@
       </w:r>
       <w:proofErr w:type="spellEnd"/>
       <w:r>
-        <w:t>-DF, buscando identificar padrões quantitativos relacionados à gestão de resíduos sólidos urbanos no Distrito Federal. A análise considera registros mensais consolidados, dados populacionais, custos operacionais e informações textuais extraídas da base, com a finalidade de transformar os dados organizados em evidências interpretáveis para apoio à tomada de decisão. O recorte analítico adotado concentra-se na caracterização dos dados, na leitura das principais medidas estatísticas e na formulação de insights a partir dos resultados efetivamente presentes na planilha.</w:t>
+        <w:t xml:space="preserve">-DF, buscando identificar padrões quantitativos relacionados à gestão de resíduos sólidos urbanos no Distrito Federal. A análise considera registros mensais consolidados, dados populacionais, custos operacionais e </w:t>
+      </w:r>
+      <w:r>
+        <w:t>informações textuais extraídas da base, com a finalidade de transformar os dados organizados em evidências interpretáveis para apoio à tomada de decisão. O recorte analítico adotado concentra-se na caracterização dos dados, na leitura das principais medida</w:t>
+      </w:r>
+      <w:r>
+        <w:t>s estatísticas e na formulação de insights a partir dos resultados efetivamente presentes na planilha.</w:t>
       </w:r>
     </w:p>
     <w:p>
@@ -531,7 +562,10 @@
       </w:r>
       <w:proofErr w:type="spellEnd"/>
       <w:r>
-        <w:t>. A planilha contém cinco abas, com naturezas distintas de informação: uma base mensal consolidada de indicadores, uma base populacional, uma base específica de custos de operação, uma aba de textos extraídos e uma aba de resumo da qualidade do tratamento realizado.</w:t>
+        <w:t>. A planilha contém cinco abas, com naturezas distintas</w:t>
+      </w:r>
+      <w:r>
+        <w:t xml:space="preserve"> de informação: uma base mensal consolidada de indicadores, uma base populacional, uma base específica de custos de operação, uma aba de textos extraídos e uma aba de resumo da qualidade do tratamento realizado.</w:t>
       </w:r>
     </w:p>
     <w:p>
@@ -1091,7 +1125,13 @@
               <w:rPr>
                 <w:sz w:val="16"/>
               </w:rPr>
-              <w:t>Custos operacionais por seção, categoria e mês.</w:t>
+              <w:t xml:space="preserve">Custos </w:t>
+            </w:r>
+            <w:r>
+              <w:rPr>
+                <w:sz w:val="16"/>
+              </w:rPr>
+              <w:t>operacionais por seção, categoria e mês.</w:t>
             </w:r>
           </w:p>
         </w:tc>
@@ -1725,7 +1765,13 @@
               <w:rPr>
                 <w:sz w:val="16"/>
               </w:rPr>
-              <w:t>Tipo de indicador analisado, por exemplo: aterramento, coleta domiciliar, coleta seletiva, custos por lote, remoção PEV e outros.</w:t>
+              <w:t xml:space="preserve">Tipo </w:t>
+            </w:r>
+            <w:r>
+              <w:rPr>
+                <w:sz w:val="16"/>
+              </w:rPr>
+              <w:t>de indicador analisado, por exemplo: aterramento, coleta domiciliar, coleta seletiva, custos por lote, remoção PEV e outros.</w:t>
             </w:r>
           </w:p>
         </w:tc>
@@ -1885,7 +1931,13 @@
               <w:rPr>
                 <w:sz w:val="16"/>
               </w:rPr>
-              <w:t>Valor numérico do registro. A unidade varia conforme o indicador, podendo representar toneladas, reais ou quantidade de equipamentos.</w:t>
+              <w:t xml:space="preserve">Valor </w:t>
+            </w:r>
+            <w:r>
+              <w:rPr>
+                <w:sz w:val="16"/>
+              </w:rPr>
+              <w:t>numérico do registro. A unidade varia conforme o indicador, podendo representar toneladas, reais ou quantidade de equipamentos.</w:t>
             </w:r>
           </w:p>
         </w:tc>
@@ -2171,6 +2223,7 @@
               <w:rPr>
                 <w:sz w:val="16"/>
               </w:rPr>
+              <w:lastRenderedPageBreak/>
               <w:t>textos_extraidos</w:t>
             </w:r>
             <w:proofErr w:type="spellEnd"/>
@@ -2223,7 +2276,13 @@
               <w:rPr>
                 <w:sz w:val="16"/>
               </w:rPr>
-              <w:t>Texto extraído das fontes originais, preservado como informação complementar.</w:t>
+              <w:t>Texto extraído das fontes</w:t>
+            </w:r>
+            <w:r>
+              <w:rPr>
+                <w:sz w:val="16"/>
+              </w:rPr>
+              <w:t xml:space="preserve"> originais, preservado como informação complementar.</w:t>
             </w:r>
           </w:p>
         </w:tc>
@@ -2358,7 +2417,6 @@
         <w:ind w:left="376" w:hanging="391"/>
       </w:pPr>
       <w:r>
-        <w:lastRenderedPageBreak/>
         <w:t>Resumo do tratamento realizado</w:t>
       </w:r>
     </w:p>
@@ -2376,7 +2434,10 @@
       </w:r>
       <w:proofErr w:type="spellEnd"/>
       <w:r>
-        <w:t xml:space="preserve"> registra 1.313 linhas originais e 4.374 linhas tratadas, considerando todas as fontes listadas na planilha. A diferença entre linhas originais e tratadas decorre da reorganização de tabelas amplas em formato tabular longo, especialmente nas bases mensais, nas quais os meses e categorias foram convertidos em linhas analíticas.</w:t>
+        <w:t xml:space="preserve"> registra 1.313 linhas originais e 4.374 linhas tratadas, considerando todas as fontes listadas na planilha. A diferença entre linhas originais e tratadas decorre da reorganização de tabelas amplas em formato tabular longo, especialmente na</w:t>
+      </w:r>
+      <w:r>
+        <w:t>s bases mensais, nas quais os meses e categorias foram convertidos em linhas analíticas.</w:t>
       </w:r>
     </w:p>
     <w:tbl>
@@ -5017,7 +5078,13 @@
         <w:ind w:left="-5" w:right="-2"/>
       </w:pPr>
       <w:r>
-        <w:t>A análise descritiva foi organizada em três frentes: estatísticas gerais da base mensal consolidada, totais por indicador e ano, e estatísticas específicas das bases populacional e de custos. Como a variável valor agrega unidades diferentes, a interpretação global deve ser feita com cautela. Por esse motivo, os principais resultados são apresentados também por indicador, evitando a comparação direta entre grandezas de natureza distinta.</w:t>
+        <w:t xml:space="preserve">A análise descritiva foi organizada em três frentes: estatísticas gerais da base mensal consolidada, totais por indicador e ano, e </w:t>
+      </w:r>
+      <w:r>
+        <w:t>estatísticas específicas das bases populacional e de custos. Como a variável valor agrega unidades diferentes, a interpretação global deve ser feita com cautela. Por esse motivo, os principais resultados são apresentados também por indicador, evitando a co</w:t>
+      </w:r>
+      <w:r>
+        <w:t>mparação direta entre grandezas de natureza distinta.</w:t>
       </w:r>
     </w:p>
     <w:p>
@@ -5393,7 +5460,13 @@
               <w:rPr>
                 <w:sz w:val="18"/>
               </w:rPr>
-              <w:t>Mediana (50%)</w:t>
+              <w:t xml:space="preserve">Mediana </w:t>
+            </w:r>
+            <w:r>
+              <w:rPr>
+                <w:sz w:val="18"/>
+              </w:rPr>
+              <w:t>(50%)</w:t>
             </w:r>
           </w:p>
         </w:tc>
@@ -5811,6 +5884,7 @@
               <w:rPr>
                 <w:sz w:val="13"/>
               </w:rPr>
+              <w:lastRenderedPageBreak/>
               <w:t>LOTES I, II E III (R$)</w:t>
             </w:r>
           </w:p>
@@ -5835,6 +5909,7 @@
               <w:rPr>
                 <w:sz w:val="13"/>
               </w:rPr>
+              <w:lastRenderedPageBreak/>
               <w:t>180</w:t>
             </w:r>
           </w:p>
@@ -8289,7 +8364,13 @@
               <w:rPr>
                 <w:sz w:val="13"/>
               </w:rPr>
-              <w:t>Resíduos Saúde - RSS (t)</w:t>
+              <w:t xml:space="preserve">Resíduos Saúde - RSS </w:t>
+            </w:r>
+            <w:r>
+              <w:rPr>
+                <w:sz w:val="13"/>
+              </w:rPr>
+              <w:t>(t)</w:t>
             </w:r>
           </w:p>
         </w:tc>
@@ -8439,12 +8520,15 @@
         </w:tc>
       </w:tr>
     </w:tbl>
+    <w:p/>
+    <w:p/>
     <w:p>
       <w:pPr>
         <w:sectPr>
-          <w:footerReference w:type="even" r:id="rId7"/>
-          <w:footerReference w:type="default" r:id="rId8"/>
-          <w:footerReference w:type="first" r:id="rId9"/>
+          <w:headerReference w:type="default" r:id="rId7"/>
+          <w:footerReference w:type="even" r:id="rId8"/>
+          <w:footerReference w:type="default" r:id="rId9"/>
+          <w:footerReference w:type="first" r:id="rId10"/>
           <w:pgSz w:w="12240" w:h="15840"/>
           <w:pgMar w:top="1008" w:right="1092" w:bottom="1059" w:left="1082" w:header="720" w:footer="720" w:gutter="0"/>
           <w:cols w:space="720"/>
@@ -8454,12 +8538,50 @@
     <w:p>
       <w:pPr>
         <w:pStyle w:val="Ttulo2"/>
-        <w:ind w:left="376" w:hanging="391"/>
+        <w:numPr>
+          <w:ilvl w:val="0"/>
+          <w:numId w:val="0"/>
+        </w:numPr>
+      </w:pPr>
+    </w:p>
+    <w:p>
+      <w:pPr>
+        <w:pStyle w:val="Ttulo2"/>
+        <w:numPr>
+          <w:ilvl w:val="0"/>
+          <w:numId w:val="0"/>
+        </w:numPr>
+      </w:pPr>
+    </w:p>
+    <w:p>
+      <w:pPr>
+        <w:pStyle w:val="Ttulo2"/>
+        <w:numPr>
+          <w:ilvl w:val="0"/>
+          <w:numId w:val="0"/>
+        </w:numPr>
+      </w:pPr>
+    </w:p>
+    <w:p>
+      <w:pPr>
+        <w:pStyle w:val="Ttulo2"/>
+        <w:numPr>
+          <w:ilvl w:val="0"/>
+          <w:numId w:val="0"/>
+        </w:numPr>
       </w:pPr>
       <w:r>
-        <w:lastRenderedPageBreak/>
+        <w:t xml:space="preserve">3.3 </w:t>
+      </w:r>
+      <w:r>
         <w:t>Totais anuais por indicador</w:t>
       </w:r>
+    </w:p>
+    <w:p>
+      <w:pPr>
+        <w:spacing w:after="0"/>
+        <w:ind w:left="-5" w:right="-2"/>
+      </w:pPr>
     </w:p>
     <w:p>
       <w:pPr>
@@ -8481,7 +8603,10 @@
         <w:t>”</w:t>
       </w:r>
       <w:r>
-        <w:t>. Os valores não devem ser somados entre indicadores de unidades diferentes; a função da tabela é demonstrar a evolução interna de cada indicador ao longo dos anos presentes na base.</w:t>
+        <w:t>. Os valores não devem ser somados entre indicadores de unidades diferentes; a função da tabela é demonstrar a evolução interna de cada indicad</w:t>
+      </w:r>
+      <w:r>
+        <w:t>or ao longo dos anos presentes na base.</w:t>
       </w:r>
     </w:p>
     <w:tbl>
@@ -9292,7 +9417,13 @@
               <w:rPr>
                 <w:sz w:val="14"/>
               </w:rPr>
-              <w:t>Coleta Domiciliar (t)</w:t>
+              <w:t xml:space="preserve">Coleta </w:t>
+            </w:r>
+            <w:r>
+              <w:rPr>
+                <w:sz w:val="14"/>
+              </w:rPr>
+              <w:t>Domiciliar (t)</w:t>
             </w:r>
           </w:p>
         </w:tc>
@@ -10566,9 +10697,9 @@
     <w:p>
       <w:pPr>
         <w:sectPr>
-          <w:footerReference w:type="even" r:id="rId10"/>
-          <w:footerReference w:type="default" r:id="rId11"/>
-          <w:footerReference w:type="first" r:id="rId12"/>
+          <w:footerReference w:type="even" r:id="rId11"/>
+          <w:footerReference w:type="default" r:id="rId12"/>
+          <w:footerReference w:type="first" r:id="rId13"/>
           <w:pgSz w:w="15840" w:h="12240" w:orient="landscape"/>
           <w:pgMar w:top="1440" w:right="885" w:bottom="1440" w:left="866" w:header="720" w:footer="720" w:gutter="0"/>
           <w:cols w:space="720"/>
@@ -10578,10 +10709,17 @@
     <w:p>
       <w:pPr>
         <w:pStyle w:val="Ttulo2"/>
-        <w:ind w:left="376" w:hanging="391"/>
+        <w:numPr>
+          <w:ilvl w:val="0"/>
+          <w:numId w:val="0"/>
+        </w:numPr>
+        <w:ind w:left="142"/>
       </w:pPr>
       <w:r>
         <w:lastRenderedPageBreak/>
+        <w:t xml:space="preserve">3.4 </w:t>
+      </w:r>
+      <w:r>
         <w:t>Base populacional</w:t>
       </w:r>
     </w:p>
@@ -10591,7 +10729,10 @@
         <w:ind w:left="-5" w:right="-2"/>
       </w:pPr>
       <w:r>
-        <w:t>Para evitar duplicidade, a síntese populacional considera apenas as regiões administrativas e exclui a linha Total, pois ela já representa a soma do Distrito Federal em cada ano.</w:t>
+        <w:t xml:space="preserve">Para evitar duplicidade, a síntese </w:t>
+      </w:r>
+      <w:r>
+        <w:t>populacional considera apenas as regiões administrativas e exclui a linha Total, pois ela já representa a soma do Distrito Federal em cada ano.</w:t>
       </w:r>
     </w:p>
     <w:tbl>
@@ -11820,7 +11961,10 @@
     <w:p>
       <w:pPr>
         <w:pStyle w:val="Ttulo2"/>
-        <w:ind w:left="376" w:hanging="391"/>
+        <w:numPr>
+          <w:ilvl w:val="1"/>
+          <w:numId w:val="2"/>
+        </w:numPr>
       </w:pPr>
       <w:r>
         <w:t>Custos de operação</w:t>
@@ -11831,7 +11975,10 @@
         <w:ind w:left="-5" w:right="-2"/>
       </w:pPr>
       <w:r>
-        <w:t xml:space="preserve">A aba </w:t>
+        <w:t>A</w:t>
+      </w:r>
+      <w:r>
+        <w:t xml:space="preserve"> aba </w:t>
       </w:r>
       <w:r>
         <w:t>“</w:t>
@@ -12607,7 +12754,13 @@
               <w:rPr>
                 <w:sz w:val="13"/>
               </w:rPr>
-              <w:t>Coleta e Transporte manual de Resíduos Volumosos</w:t>
+              <w:t xml:space="preserve">Coleta e Transporte manual de </w:t>
+            </w:r>
+            <w:r>
+              <w:rPr>
+                <w:sz w:val="13"/>
+              </w:rPr>
+              <w:t>Resíduos Volumosos</w:t>
             </w:r>
           </w:p>
         </w:tc>
@@ -13042,7 +13195,13 @@
               <w:rPr>
                 <w:sz w:val="13"/>
               </w:rPr>
-              <w:t>Coleta e transporte mecanizado de entulho</w:t>
+              <w:t xml:space="preserve">Coleta e </w:t>
+            </w:r>
+            <w:r>
+              <w:rPr>
+                <w:sz w:val="13"/>
+              </w:rPr>
+              <w:t>transporte mecanizado de entulho</w:t>
             </w:r>
           </w:p>
         </w:tc>
@@ -13414,6 +13573,7 @@
               <w:rPr>
                 <w:sz w:val="13"/>
               </w:rPr>
+              <w:lastRenderedPageBreak/>
               <w:t xml:space="preserve">UTMB PSUL - </w:t>
             </w:r>
           </w:p>
@@ -13658,7 +13818,6 @@
               <w:rPr>
                 <w:sz w:val="13"/>
               </w:rPr>
-              <w:lastRenderedPageBreak/>
               <w:t xml:space="preserve">UTMB PSUL - </w:t>
             </w:r>
           </w:p>
@@ -15180,7 +15339,10 @@
         <w:ind w:left="-5" w:right="-2"/>
       </w:pPr>
       <w:r>
-        <w:t>Os insights abaixo foram formulados a partir do cruzamento entre os totais anuais, estatísticas descritivas e distribuição das categorias presentes na planilha. Não foram utilizados valores externos ao arquivo analisado.</w:t>
+        <w:t xml:space="preserve">Os insights abaixo foram formulados a partir do cruzamento entre os totais anuais, estatísticas descritivas e distribuição das categorias presentes na planilha. Não foram utilizados valores </w:t>
+      </w:r>
+      <w:r>
+        <w:t>externos ao arquivo analisado.</w:t>
       </w:r>
     </w:p>
     <w:p>
@@ -15194,7 +15356,10 @@
         <w:t xml:space="preserve">Crescimento expressivo dos valores pagos nos lotes: </w:t>
       </w:r>
       <w:r>
-        <w:t>O indicador TOTAL PAGO NOS LOTES I, II E III (R$) passou de R$ 527.522.510,98 em 2023 para R$ 938.217.539,44 em 2025, o que corresponde a uma variação de 77,85%. Esse comportamento indica aumento relevante do dispêndio registrado para os lotes no período analisado.</w:t>
+        <w:t>O indicador TOTAL PAGO NOS LOTES I, II E III (R$) passou de R$ 527.522.510,98 em 2023 para R$ 938.217.539,44 em 2025, o que corresponde a uma variação de 77,85%. Esse compor</w:t>
+      </w:r>
+      <w:r>
+        <w:t>tamento indica aumento relevante do dispêndio registrado para os lotes no período analisado.</w:t>
       </w:r>
     </w:p>
     <w:p>
@@ -15208,7 +15373,10 @@
         <w:t xml:space="preserve">Estabilidade relativa da coleta domiciliar: </w:t>
       </w:r>
       <w:r>
-        <w:t>A soma dos registros de Coleta Domiciliar (t) foi de 1.421.358,46 em 2023 e de 1.448.786,86 em 2025, variação de 1,93%. A diferença é pequena quando comparada ao crescimento observado nos custos dos lotes, sugerindo que os custos cresceram em ritmo superior ao volume registrado de coleta domiciliar.</w:t>
+        <w:t>A soma dos registros de Coleta Domiciliar (t) foi de 1.421.358,46 em 2023 e de 1.448.786,86 em 2025, variação de 1,93%.</w:t>
+      </w:r>
+      <w:r>
+        <w:t xml:space="preserve"> A diferença é pequena quando comparada ao crescimento observado nos custos dos lotes, sugerindo que os custos cresceram em ritmo superior ao volume registrado de coleta domiciliar.</w:t>
       </w:r>
     </w:p>
     <w:p>
@@ -15222,7 +15390,10 @@
         <w:t xml:space="preserve">Aumento da coleta seletiva: </w:t>
       </w:r>
       <w:r>
-        <w:t>A Coleta Seletiva (t) apresentou crescimento de 89.362,80 em 2023 para 109.098,10 em 2025, variação de 22,08%. Esse resultado sugere avanço na participação dos registros de coleta seletiva dentro da série analisada.</w:t>
+        <w:t>A Coleta Seletiva (t) apresentou crescimento d</w:t>
+      </w:r>
+      <w:r>
+        <w:t>e 89.362,80 em 2023 para 109.098,10 em 2025, variação de 22,08%. Esse resultado sugere avanço na participação dos registros de coleta seletiva dentro da série analisada.</w:t>
       </w:r>
     </w:p>
     <w:p>
@@ -15236,7 +15407,10 @@
         <w:t xml:space="preserve">Predominância do entulho mecanizado sobre o manual: </w:t>
       </w:r>
       <w:r>
-        <w:t>No acumulado de 2023 a 2025, o Entulho Mecanizado (t) somou 3.813.545,68, enquanto o Entulho Manual (t) somou 153.053,20. A diferença revela que, dentro da base tratada, a remoção mecanizada representa volume muito superior ao processo manual.</w:t>
+        <w:t>No acumulado de 2023 a 2025, o Ent</w:t>
+      </w:r>
+      <w:r>
+        <w:t>ulho Mecanizado (t) somou 3.813.545,68, enquanto o Entulho Manual (t) somou 153.053,20. A diferença revela que, dentro da base tratada, a remoção mecanizada representa volume muito superior ao processo manual.</w:t>
       </w:r>
     </w:p>
     <w:p>
@@ -15247,10 +15421,14 @@
         <w:rPr>
           <w:b/>
         </w:rPr>
+        <w:lastRenderedPageBreak/>
         <w:t xml:space="preserve">Variação relevante na remoção PEV: </w:t>
       </w:r>
       <w:r>
-        <w:t>A Remoção PEV (t) passou de 31.029,56 em 2023 para 98.948,72 em 2025, variação de 218,89%. Esse resultado deve ser interpretado considerando a natureza dos registros e a possibilidade de mudanças operacionais, ampliação de cobertura ou melhoria no registro dos dados.</w:t>
+        <w:t>A Remoção P</w:t>
+      </w:r>
+      <w:r>
+        <w:t>EV (t) passou de 31.029,56 em 2023 para 98.948,72 em 2025, variação de 218,89%. Esse resultado deve ser interpretado considerando a natureza dos registros e a possibilidade de mudanças operacionais, ampliação de cobertura ou melhoria no registro dos dados.</w:t>
       </w:r>
     </w:p>
     <w:p>
@@ -15264,7 +15442,10 @@
         <w:t xml:space="preserve">Crescimento populacional moderado no Distrito Federal: </w:t>
       </w:r>
       <w:r>
-        <w:t>A população total das regiões administrativas, excluída a linha Total para evitar duplicidade, passou de 3.167.502 habitantes em 2023 para 3.239.675 em 2025. O acréscimo foi de 72.173 habitantes, equivalente a 2,28%. Esse crescimento moderado é relevante para contextualizar a demanda por serviços de manejo de resíduos.</w:t>
+        <w:t>A população total das regiões administrativas, excluída a linha Total para evitar duplicidade, passou de 3.167.502 habitantes em 2023 para 3.239.675 em 2025. O acréscimo foi de 72.173 habitantes, equi</w:t>
+      </w:r>
+      <w:r>
+        <w:t>valente a 2,28%. Esse crescimento moderado é relevante para contextualizar a demanda por serviços de manejo de resíduos.</w:t>
       </w:r>
     </w:p>
     <w:p>
@@ -15273,7 +15454,6 @@
         <w:ind w:left="265" w:hanging="280"/>
       </w:pPr>
       <w:r>
-        <w:lastRenderedPageBreak/>
         <w:t>Conclusão</w:t>
       </w:r>
     </w:p>
@@ -15283,7 +15463,13 @@
         <w:ind w:left="-5" w:right="-2"/>
       </w:pPr>
       <w:r>
-        <w:t>A análise exploratória da planilha tratada permitiu caracterizar a estrutura dos dados e identificar padrões relevantes nos registros de resíduos, custos e população. A base mensal consolidada apresenta 2.401 registros e 15 indicadores distintos, abrangendo o período de 2023 a 2025. A leitura das estatísticas descritivas evidencia que a variável valor concentra informações de diferentes naturezas, como toneladas, reais e equipamentos, exigindo interpretação segmentada por indicador.</w:t>
+        <w:t>A análise exploratória da planilha tratada permitiu caracterizar a estrutura dos dados e identificar padrões relevantes nos r</w:t>
+      </w:r>
+      <w:r>
+        <w:t>egistros de resíduos, custos e população. A base mensal consolidada apresenta 2.401 registros e 15 indicadores distintos, abrangendo o período de 2023 a 2025. A leitura das estatísticas descritivas evidencia que a variável valor concentra informações de di</w:t>
+      </w:r>
+      <w:r>
+        <w:t>ferentes naturezas, como toneladas, reais e equipamentos, exigindo interpretação segmentada por indicador.</w:t>
       </w:r>
     </w:p>
     <w:p>
@@ -15292,16 +15478,94 @@
         <w:ind w:left="-5" w:right="-2"/>
       </w:pPr>
       <w:r>
-        <w:t>Entre os achados mais relevantes, destacam-se o crescimento dos valores pagos nos lotes, a estabilidade relativa da coleta domiciliar, o aumento da coleta seletiva, a forte predominância do entulho mecanizado sobre o manual e a expansão dos registros de remoção PEV. Na base populacional, observa-se crescimento moderado do Distrito Federal entre 2023 e 2025, com maior concentração populacional em regiões como Ceilândia, Samambaia e Plano Piloto, conforme os registros de 2025.</w:t>
+        <w:t>Entre os achados mais relevantes, destacam-se o crescimento dos valores pagos nos lotes, a estabilidade relativa da coleta domiciliar, o aumento da c</w:t>
+      </w:r>
+      <w:r>
+        <w:t>oleta seletiva, a forte predominância do entulho mecanizado sobre o manual e a expansão dos registros de remoção PEV. Na base populacional, observa-se crescimento moderado do Distrito Federal entre 2023 e 2025, com maior concentração populacional em regiõe</w:t>
+      </w:r>
+      <w:r>
+        <w:t>s como Ceilândia, Samambaia e Plano Piloto, conforme os registros de 2025.</w:t>
       </w:r>
       <w:r>
         <w:t>”</w:t>
       </w:r>
     </w:p>
+    <w:p>
+      <w:pPr>
+        <w:spacing w:after="200"/>
+        <w:ind w:left="-5" w:right="-2"/>
+      </w:pPr>
+    </w:p>
+    <w:p>
+      <w:pPr>
+        <w:spacing w:after="200"/>
+        <w:ind w:left="-5" w:right="-2"/>
+      </w:pPr>
+    </w:p>
+    <w:p>
+      <w:pPr>
+        <w:spacing w:after="200"/>
+        <w:ind w:left="-5" w:right="-2"/>
+      </w:pPr>
+    </w:p>
+    <w:p>
+      <w:pPr>
+        <w:spacing w:after="200"/>
+        <w:ind w:left="-5" w:right="-2"/>
+      </w:pPr>
+    </w:p>
+    <w:p>
+      <w:pPr>
+        <w:spacing w:after="200"/>
+        <w:ind w:left="-5" w:right="-2"/>
+      </w:pPr>
+    </w:p>
+    <w:p>
+      <w:pPr>
+        <w:spacing w:after="200"/>
+        <w:ind w:left="-5" w:right="-2"/>
+      </w:pPr>
+    </w:p>
+    <w:p>
+      <w:pPr>
+        <w:spacing w:after="200"/>
+        <w:ind w:left="-5" w:right="-2"/>
+      </w:pPr>
+    </w:p>
+    <w:p>
+      <w:pPr>
+        <w:spacing w:after="200"/>
+        <w:ind w:left="-5" w:right="-2"/>
+      </w:pPr>
+    </w:p>
+    <w:p>
+      <w:pPr>
+        <w:spacing w:after="200"/>
+        <w:ind w:left="-5" w:right="-2"/>
+      </w:pPr>
+    </w:p>
+    <w:p>
+      <w:pPr>
+        <w:spacing w:after="200"/>
+        <w:ind w:left="-5" w:right="-2"/>
+        <w:jc w:val="center"/>
+      </w:pPr>
+      <w:r>
+        <w:t xml:space="preserve">A elaboração deste documento contou com o apoio das ferramentas de inteligência artificial </w:t>
+      </w:r>
+      <w:proofErr w:type="spellStart"/>
+      <w:r>
+        <w:t>ChatGPT</w:t>
+      </w:r>
+      <w:proofErr w:type="spellEnd"/>
+      <w:r>
+        <w:t xml:space="preserve"> e Gemini, utilizadas como suporte à estruturação, revisão textual e aprimoramento da redação, sob supervisão e validação dos autores.</w:t>
+      </w:r>
+    </w:p>
     <w:sectPr>
-      <w:footerReference w:type="even" r:id="rId13"/>
-      <w:footerReference w:type="default" r:id="rId14"/>
-      <w:footerReference w:type="first" r:id="rId15"/>
+      <w:footerReference w:type="even" r:id="rId14"/>
+      <w:footerReference w:type="default" r:id="rId15"/>
+      <w:footerReference w:type="first" r:id="rId16"/>
       <w:pgSz w:w="12240" w:h="15840"/>
       <w:pgMar w:top="1008" w:right="1086" w:bottom="1143" w:left="1082" w:header="720" w:footer="720" w:gutter="0"/>
       <w:cols w:space="720"/>
@@ -15311,7 +15575,7 @@
 </file>
 
 <file path=word/endnotes.xml><?xml version="1.0" encoding="utf-8"?>
-<w:endnotes xmlns:wpc="http://schemas.microsoft.com/office/word/2010/wordprocessingCanvas" xmlns:cx="http://schemas.microsoft.com/office/drawing/2014/chartex" xmlns:cx1="http://schemas.microsoft.com/office/drawing/2015/9/8/chartex" xmlns:cx2="http://schemas.microsoft.com/office/drawing/2015/10/21/chartex" xmlns:cx3="http://schemas.microsoft.com/office/drawing/2016/5/9/chartex" xmlns:cx4="http://schemas.microsoft.com/office/drawing/2016/5/10/chartex" xmlns:cx5="http://schemas.microsoft.com/office/drawing/2016/5/11/chartex" xmlns:cx6="http://schemas.microsoft.com/office/drawing/2016/5/12/chartex" xmlns:cx7="http://schemas.microsoft.com/office/drawing/2016/5/13/chartex" xmlns:cx8="http://schemas.microsoft.com/office/drawing/2016/5/14/chartex" xmlns:mc="http://schemas.openxmlformats.org/markup-compatibility/2006" xmlns:aink="http://schemas.microsoft.com/office/drawing/2016/ink" xmlns:am3d="http://schemas.microsoft.com/office/drawing/2017/model3d" xmlns:o="urn:schemas-microsoft-com:office:office" xmlns:oel="http://schemas.microsoft.com/office/2019/extlst" xmlns:r="http://schemas.openxmlformats.org/officeDocument/2006/relationships" xmlns:m="http://schemas.openxmlformats.org/officeDocument/2006/math" xmlns:v="urn:schemas-microsoft-com:vml" xmlns:wp14="http://schemas.microsoft.com/office/word/2010/wordprocessingDrawing" xmlns:wp="http://schemas.openxmlformats.org/drawingml/2006/wordprocessingDrawing" xmlns:w10="urn:schemas-microsoft-com:office:word" xmlns:w="http://schemas.openxmlformats.org/wordprocessingml/2006/main" xmlns:w14="http://schemas.microsoft.com/office/word/2010/wordml" xmlns:w15="http://schemas.microsoft.com/office/word/2012/wordml" xmlns:w16cex="http://schemas.microsoft.com/office/word/2018/wordml/cex" xmlns:w16cid="http://schemas.microsoft.com/office/word/2016/wordml/cid" xmlns:w16="http://schemas.microsoft.com/office/word/2018/wordml" xmlns:w16du="http://schemas.microsoft.com/office/word/2023/wordml/word16du" xmlns:w16sdtdh="http://schemas.microsoft.com/office/word/2020/wordml/sdtdatahash" xmlns:w16sdtfl="http://schemas.microsoft.com/office/word/2024/wordml/sdtformatlock" xmlns:w16se="http://schemas.microsoft.com/office/word/2015/wordml/symex" xmlns:wpg="http://schemas.microsoft.com/office/word/2010/wordprocessingGroup" xmlns:wpi="http://schemas.microsoft.com/office/word/2010/wordprocessingInk" xmlns:wne="http://schemas.microsoft.com/office/word/2006/wordml" xmlns:wps="http://schemas.microsoft.com/office/word/2010/wordprocessingShape" mc:Ignorable="w14 w15 w16se w16cid w16 w16cex w16sdtdh w16sdtfl w16du wp14">
+<w:endnotes xmlns:wpc="http://schemas.microsoft.com/office/word/2010/wordprocessingCanvas" xmlns:cx="http://schemas.microsoft.com/office/drawing/2014/chartex" xmlns:cx1="http://schemas.microsoft.com/office/drawing/2015/9/8/chartex" xmlns:cx2="http://schemas.microsoft.com/office/drawing/2015/10/21/chartex" xmlns:cx3="http://schemas.microsoft.com/office/drawing/2016/5/9/chartex" xmlns:cx4="http://schemas.microsoft.com/office/drawing/2016/5/10/chartex" xmlns:cx5="http://schemas.microsoft.com/office/drawing/2016/5/11/chartex" xmlns:cx6="http://schemas.microsoft.com/office/drawing/2016/5/12/chartex" xmlns:cx7="http://schemas.microsoft.com/office/drawing/2016/5/13/chartex" xmlns:cx8="http://schemas.microsoft.com/office/drawing/2016/5/14/chartex" xmlns:mc="http://schemas.openxmlformats.org/markup-compatibility/2006" xmlns:aink="http://schemas.microsoft.com/office/drawing/2016/ink" xmlns:am3d="http://schemas.microsoft.com/office/drawing/2017/model3d" xmlns:o="urn:schemas-microsoft-com:office:office" xmlns:r="http://schemas.openxmlformats.org/officeDocument/2006/relationships" xmlns:m="http://schemas.openxmlformats.org/officeDocument/2006/math" xmlns:v="urn:schemas-microsoft-com:vml" xmlns:wp14="http://schemas.microsoft.com/office/word/2010/wordprocessingDrawing" xmlns:wp="http://schemas.openxmlformats.org/drawingml/2006/wordprocessingDrawing" xmlns:w10="urn:schemas-microsoft-com:office:word" xmlns:w="http://schemas.openxmlformats.org/wordprocessingml/2006/main" xmlns:w14="http://schemas.microsoft.com/office/word/2010/wordml" xmlns:w15="http://schemas.microsoft.com/office/word/2012/wordml" xmlns:w16cex="http://schemas.microsoft.com/office/word/2018/wordml/cex" xmlns:w16cid="http://schemas.microsoft.com/office/word/2016/wordml/cid" xmlns:w16="http://schemas.microsoft.com/office/word/2018/wordml" xmlns:w16sdtdh="http://schemas.microsoft.com/office/word/2020/wordml/sdtdatahash" xmlns:w16se="http://schemas.microsoft.com/office/word/2015/wordml/symex" xmlns:wpg="http://schemas.microsoft.com/office/word/2010/wordprocessingGroup" xmlns:wpi="http://schemas.microsoft.com/office/word/2010/wordprocessingInk" xmlns:wne="http://schemas.microsoft.com/office/word/2006/wordml" xmlns:wps="http://schemas.microsoft.com/office/word/2010/wordprocessingShape" mc:Ignorable="w14 w15 w16se w16cid w16 w16cex w16sdtdh wp14">
   <w:endnote w:type="separator" w:id="-1">
     <w:p>
       <w:pPr>
@@ -15336,7 +15600,7 @@
 </file>
 
 <file path=word/footer1.xml><?xml version="1.0" encoding="utf-8"?>
-<w:ftr xmlns:wpc="http://schemas.microsoft.com/office/word/2010/wordprocessingCanvas" xmlns:cx="http://schemas.microsoft.com/office/drawing/2014/chartex" xmlns:cx1="http://schemas.microsoft.com/office/drawing/2015/9/8/chartex" xmlns:cx2="http://schemas.microsoft.com/office/drawing/2015/10/21/chartex" xmlns:cx3="http://schemas.microsoft.com/office/drawing/2016/5/9/chartex" xmlns:cx4="http://schemas.microsoft.com/office/drawing/2016/5/10/chartex" xmlns:cx5="http://schemas.microsoft.com/office/drawing/2016/5/11/chartex" xmlns:cx6="http://schemas.microsoft.com/office/drawing/2016/5/12/chartex" xmlns:cx7="http://schemas.microsoft.com/office/drawing/2016/5/13/chartex" xmlns:cx8="http://schemas.microsoft.com/office/drawing/2016/5/14/chartex" xmlns:mc="http://schemas.openxmlformats.org/markup-compatibility/2006" xmlns:aink="http://schemas.microsoft.com/office/drawing/2016/ink" xmlns:am3d="http://schemas.microsoft.com/office/drawing/2017/model3d" xmlns:o="urn:schemas-microsoft-com:office:office" xmlns:oel="http://schemas.microsoft.com/office/2019/extlst" xmlns:r="http://schemas.openxmlformats.org/officeDocument/2006/relationships" xmlns:m="http://schemas.openxmlformats.org/officeDocument/2006/math" xmlns:v="urn:schemas-microsoft-com:vml" xmlns:wp14="http://schemas.microsoft.com/office/word/2010/wordprocessingDrawing" xmlns:wp="http://schemas.openxmlformats.org/drawingml/2006/wordprocessingDrawing" xmlns:w10="urn:schemas-microsoft-com:office:word" xmlns:w="http://schemas.openxmlformats.org/wordprocessingml/2006/main" xmlns:w14="http://schemas.microsoft.com/office/word/2010/wordml" xmlns:w15="http://schemas.microsoft.com/office/word/2012/wordml" xmlns:w16cex="http://schemas.microsoft.com/office/word/2018/wordml/cex" xmlns:w16cid="http://schemas.microsoft.com/office/word/2016/wordml/cid" xmlns:w16="http://schemas.microsoft.com/office/word/2018/wordml" xmlns:w16du="http://schemas.microsoft.com/office/word/2023/wordml/word16du" xmlns:w16sdtdh="http://schemas.microsoft.com/office/word/2020/wordml/sdtdatahash" xmlns:w16sdtfl="http://schemas.microsoft.com/office/word/2024/wordml/sdtformatlock" xmlns:w16se="http://schemas.microsoft.com/office/word/2015/wordml/symex" xmlns:wpg="http://schemas.microsoft.com/office/word/2010/wordprocessingGroup" xmlns:wpi="http://schemas.microsoft.com/office/word/2010/wordprocessingInk" xmlns:wne="http://schemas.microsoft.com/office/word/2006/wordml" xmlns:wps="http://schemas.microsoft.com/office/word/2010/wordprocessingShape" mc:Ignorable="w14 w15 w16se w16cid w16 w16cex w16sdtdh w16sdtfl w16du wp14">
+<w:ftr xmlns:wpc="http://schemas.microsoft.com/office/word/2010/wordprocessingCanvas" xmlns:cx="http://schemas.microsoft.com/office/drawing/2014/chartex" xmlns:cx1="http://schemas.microsoft.com/office/drawing/2015/9/8/chartex" xmlns:cx2="http://schemas.microsoft.com/office/drawing/2015/10/21/chartex" xmlns:cx3="http://schemas.microsoft.com/office/drawing/2016/5/9/chartex" xmlns:cx4="http://schemas.microsoft.com/office/drawing/2016/5/10/chartex" xmlns:cx5="http://schemas.microsoft.com/office/drawing/2016/5/11/chartex" xmlns:cx6="http://schemas.microsoft.com/office/drawing/2016/5/12/chartex" xmlns:cx7="http://schemas.microsoft.com/office/drawing/2016/5/13/chartex" xmlns:cx8="http://schemas.microsoft.com/office/drawing/2016/5/14/chartex" xmlns:mc="http://schemas.openxmlformats.org/markup-compatibility/2006" xmlns:aink="http://schemas.microsoft.com/office/drawing/2016/ink" xmlns:am3d="http://schemas.microsoft.com/office/drawing/2017/model3d" xmlns:o="urn:schemas-microsoft-com:office:office" xmlns:r="http://schemas.openxmlformats.org/officeDocument/2006/relationships" xmlns:m="http://schemas.openxmlformats.org/officeDocument/2006/math" xmlns:v="urn:schemas-microsoft-com:vml" xmlns:wp14="http://schemas.microsoft.com/office/word/2010/wordprocessingDrawing" xmlns:wp="http://schemas.openxmlformats.org/drawingml/2006/wordprocessingDrawing" xmlns:w10="urn:schemas-microsoft-com:office:word" xmlns:w="http://schemas.openxmlformats.org/wordprocessingml/2006/main" xmlns:w14="http://schemas.microsoft.com/office/word/2010/wordml" xmlns:w15="http://schemas.microsoft.com/office/word/2012/wordml" xmlns:w16cex="http://schemas.microsoft.com/office/word/2018/wordml/cex" xmlns:w16cid="http://schemas.microsoft.com/office/word/2016/wordml/cid" xmlns:w16="http://schemas.microsoft.com/office/word/2018/wordml" xmlns:w16sdtdh="http://schemas.microsoft.com/office/word/2020/wordml/sdtdatahash" xmlns:w16se="http://schemas.microsoft.com/office/word/2015/wordml/symex" xmlns:wpg="http://schemas.microsoft.com/office/word/2010/wordprocessingGroup" xmlns:wpi="http://schemas.microsoft.com/office/word/2010/wordprocessingInk" xmlns:wne="http://schemas.microsoft.com/office/word/2006/wordml" xmlns:wps="http://schemas.microsoft.com/office/word/2010/wordprocessingShape" mc:Ignorable="w14 w15 w16se w16cid w16 w16cex w16sdtdh wp14">
   <w:p>
     <w:pPr>
       <w:spacing w:after="0" w:line="259" w:lineRule="auto"/>
@@ -15371,7 +15635,7 @@
 </file>
 
 <file path=word/footer2.xml><?xml version="1.0" encoding="utf-8"?>
-<w:ftr xmlns:wpc="http://schemas.microsoft.com/office/word/2010/wordprocessingCanvas" xmlns:cx="http://schemas.microsoft.com/office/drawing/2014/chartex" xmlns:cx1="http://schemas.microsoft.com/office/drawing/2015/9/8/chartex" xmlns:cx2="http://schemas.microsoft.com/office/drawing/2015/10/21/chartex" xmlns:cx3="http://schemas.microsoft.com/office/drawing/2016/5/9/chartex" xmlns:cx4="http://schemas.microsoft.com/office/drawing/2016/5/10/chartex" xmlns:cx5="http://schemas.microsoft.com/office/drawing/2016/5/11/chartex" xmlns:cx6="http://schemas.microsoft.com/office/drawing/2016/5/12/chartex" xmlns:cx7="http://schemas.microsoft.com/office/drawing/2016/5/13/chartex" xmlns:cx8="http://schemas.microsoft.com/office/drawing/2016/5/14/chartex" xmlns:mc="http://schemas.openxmlformats.org/markup-compatibility/2006" xmlns:aink="http://schemas.microsoft.com/office/drawing/2016/ink" xmlns:am3d="http://schemas.microsoft.com/office/drawing/2017/model3d" xmlns:o="urn:schemas-microsoft-com:office:office" xmlns:oel="http://schemas.microsoft.com/office/2019/extlst" xmlns:r="http://schemas.openxmlformats.org/officeDocument/2006/relationships" xmlns:m="http://schemas.openxmlformats.org/officeDocument/2006/math" xmlns:v="urn:schemas-microsoft-com:vml" xmlns:wp14="http://schemas.microsoft.com/office/word/2010/wordprocessingDrawing" xmlns:wp="http://schemas.openxmlformats.org/drawingml/2006/wordprocessingDrawing" xmlns:w10="urn:schemas-microsoft-com:office:word" xmlns:w="http://schemas.openxmlformats.org/wordprocessingml/2006/main" xmlns:w14="http://schemas.microsoft.com/office/word/2010/wordml" xmlns:w15="http://schemas.microsoft.com/office/word/2012/wordml" xmlns:w16cex="http://schemas.microsoft.com/office/word/2018/wordml/cex" xmlns:w16cid="http://schemas.microsoft.com/office/word/2016/wordml/cid" xmlns:w16="http://schemas.microsoft.com/office/word/2018/wordml" xmlns:w16du="http://schemas.microsoft.com/office/word/2023/wordml/word16du" xmlns:w16sdtdh="http://schemas.microsoft.com/office/word/2020/wordml/sdtdatahash" xmlns:w16sdtfl="http://schemas.microsoft.com/office/word/2024/wordml/sdtformatlock" xmlns:w16se="http://schemas.microsoft.com/office/word/2015/wordml/symex" xmlns:wpg="http://schemas.microsoft.com/office/word/2010/wordprocessingGroup" xmlns:wpi="http://schemas.microsoft.com/office/word/2010/wordprocessingInk" xmlns:wne="http://schemas.microsoft.com/office/word/2006/wordml" xmlns:wps="http://schemas.microsoft.com/office/word/2010/wordprocessingShape" mc:Ignorable="w14 w15 w16se w16cid w16 w16cex w16sdtdh w16sdtfl w16du wp14">
+<w:ftr xmlns:wpc="http://schemas.microsoft.com/office/word/2010/wordprocessingCanvas" xmlns:cx="http://schemas.microsoft.com/office/drawing/2014/chartex" xmlns:cx1="http://schemas.microsoft.com/office/drawing/2015/9/8/chartex" xmlns:cx2="http://schemas.microsoft.com/office/drawing/2015/10/21/chartex" xmlns:cx3="http://schemas.microsoft.com/office/drawing/2016/5/9/chartex" xmlns:cx4="http://schemas.microsoft.com/office/drawing/2016/5/10/chartex" xmlns:cx5="http://schemas.microsoft.com/office/drawing/2016/5/11/chartex" xmlns:cx6="http://schemas.microsoft.com/office/drawing/2016/5/12/chartex" xmlns:cx7="http://schemas.microsoft.com/office/drawing/2016/5/13/chartex" xmlns:cx8="http://schemas.microsoft.com/office/drawing/2016/5/14/chartex" xmlns:mc="http://schemas.openxmlformats.org/markup-compatibility/2006" xmlns:aink="http://schemas.microsoft.com/office/drawing/2016/ink" xmlns:am3d="http://schemas.microsoft.com/office/drawing/2017/model3d" xmlns:o="urn:schemas-microsoft-com:office:office" xmlns:r="http://schemas.openxmlformats.org/officeDocument/2006/relationships" xmlns:m="http://schemas.openxmlformats.org/officeDocument/2006/math" xmlns:v="urn:schemas-microsoft-com:vml" xmlns:wp14="http://schemas.microsoft.com/office/word/2010/wordprocessingDrawing" xmlns:wp="http://schemas.openxmlformats.org/drawingml/2006/wordprocessingDrawing" xmlns:w10="urn:schemas-microsoft-com:office:word" xmlns:w="http://schemas.openxmlformats.org/wordprocessingml/2006/main" xmlns:w14="http://schemas.microsoft.com/office/word/2010/wordml" xmlns:w15="http://schemas.microsoft.com/office/word/2012/wordml" xmlns:w16cex="http://schemas.microsoft.com/office/word/2018/wordml/cex" xmlns:w16cid="http://schemas.microsoft.com/office/word/2016/wordml/cid" xmlns:w16="http://schemas.microsoft.com/office/word/2018/wordml" xmlns:w16sdtdh="http://schemas.microsoft.com/office/word/2020/wordml/sdtdatahash" xmlns:w16se="http://schemas.microsoft.com/office/word/2015/wordml/symex" xmlns:wpg="http://schemas.microsoft.com/office/word/2010/wordprocessingGroup" xmlns:wpi="http://schemas.microsoft.com/office/word/2010/wordprocessingInk" xmlns:wne="http://schemas.microsoft.com/office/word/2006/wordml" xmlns:wps="http://schemas.microsoft.com/office/word/2010/wordprocessingShape" mc:Ignorable="w14 w15 w16se w16cid w16 w16cex w16sdtdh wp14">
   <w:p>
     <w:pPr>
       <w:spacing w:after="0" w:line="259" w:lineRule="auto"/>
@@ -15406,7 +15670,7 @@
 </file>
 
 <file path=word/footer3.xml><?xml version="1.0" encoding="utf-8"?>
-<w:ftr xmlns:wpc="http://schemas.microsoft.com/office/word/2010/wordprocessingCanvas" xmlns:cx="http://schemas.microsoft.com/office/drawing/2014/chartex" xmlns:cx1="http://schemas.microsoft.com/office/drawing/2015/9/8/chartex" xmlns:cx2="http://schemas.microsoft.com/office/drawing/2015/10/21/chartex" xmlns:cx3="http://schemas.microsoft.com/office/drawing/2016/5/9/chartex" xmlns:cx4="http://schemas.microsoft.com/office/drawing/2016/5/10/chartex" xmlns:cx5="http://schemas.microsoft.com/office/drawing/2016/5/11/chartex" xmlns:cx6="http://schemas.microsoft.com/office/drawing/2016/5/12/chartex" xmlns:cx7="http://schemas.microsoft.com/office/drawing/2016/5/13/chartex" xmlns:cx8="http://schemas.microsoft.com/office/drawing/2016/5/14/chartex" xmlns:mc="http://schemas.openxmlformats.org/markup-compatibility/2006" xmlns:aink="http://schemas.microsoft.com/office/drawing/2016/ink" xmlns:am3d="http://schemas.microsoft.com/office/drawing/2017/model3d" xmlns:o="urn:schemas-microsoft-com:office:office" xmlns:oel="http://schemas.microsoft.com/office/2019/extlst" xmlns:r="http://schemas.openxmlformats.org/officeDocument/2006/relationships" xmlns:m="http://schemas.openxmlformats.org/officeDocument/2006/math" xmlns:v="urn:schemas-microsoft-com:vml" xmlns:wp14="http://schemas.microsoft.com/office/word/2010/wordprocessingDrawing" xmlns:wp="http://schemas.openxmlformats.org/drawingml/2006/wordprocessingDrawing" xmlns:w10="urn:schemas-microsoft-com:office:word" xmlns:w="http://schemas.openxmlformats.org/wordprocessingml/2006/main" xmlns:w14="http://schemas.microsoft.com/office/word/2010/wordml" xmlns:w15="http://schemas.microsoft.com/office/word/2012/wordml" xmlns:w16cex="http://schemas.microsoft.com/office/word/2018/wordml/cex" xmlns:w16cid="http://schemas.microsoft.com/office/word/2016/wordml/cid" xmlns:w16="http://schemas.microsoft.com/office/word/2018/wordml" xmlns:w16du="http://schemas.microsoft.com/office/word/2023/wordml/word16du" xmlns:w16sdtdh="http://schemas.microsoft.com/office/word/2020/wordml/sdtdatahash" xmlns:w16sdtfl="http://schemas.microsoft.com/office/word/2024/wordml/sdtformatlock" xmlns:w16se="http://schemas.microsoft.com/office/word/2015/wordml/symex" xmlns:wpg="http://schemas.microsoft.com/office/word/2010/wordprocessingGroup" xmlns:wpi="http://schemas.microsoft.com/office/word/2010/wordprocessingInk" xmlns:wne="http://schemas.microsoft.com/office/word/2006/wordml" xmlns:wps="http://schemas.microsoft.com/office/word/2010/wordprocessingShape" mc:Ignorable="w14 w15 w16se w16cid w16 w16cex w16sdtdh w16sdtfl w16du wp14">
+<w:ftr xmlns:wpc="http://schemas.microsoft.com/office/word/2010/wordprocessingCanvas" xmlns:cx="http://schemas.microsoft.com/office/drawing/2014/chartex" xmlns:cx1="http://schemas.microsoft.com/office/drawing/2015/9/8/chartex" xmlns:cx2="http://schemas.microsoft.com/office/drawing/2015/10/21/chartex" xmlns:cx3="http://schemas.microsoft.com/office/drawing/2016/5/9/chartex" xmlns:cx4="http://schemas.microsoft.com/office/drawing/2016/5/10/chartex" xmlns:cx5="http://schemas.microsoft.com/office/drawing/2016/5/11/chartex" xmlns:cx6="http://schemas.microsoft.com/office/drawing/2016/5/12/chartex" xmlns:cx7="http://schemas.microsoft.com/office/drawing/2016/5/13/chartex" xmlns:cx8="http://schemas.microsoft.com/office/drawing/2016/5/14/chartex" xmlns:mc="http://schemas.openxmlformats.org/markup-compatibility/2006" xmlns:aink="http://schemas.microsoft.com/office/drawing/2016/ink" xmlns:am3d="http://schemas.microsoft.com/office/drawing/2017/model3d" xmlns:o="urn:schemas-microsoft-com:office:office" xmlns:r="http://schemas.openxmlformats.org/officeDocument/2006/relationships" xmlns:m="http://schemas.openxmlformats.org/officeDocument/2006/math" xmlns:v="urn:schemas-microsoft-com:vml" xmlns:wp14="http://schemas.microsoft.com/office/word/2010/wordprocessingDrawing" xmlns:wp="http://schemas.openxmlformats.org/drawingml/2006/wordprocessingDrawing" xmlns:w10="urn:schemas-microsoft-com:office:word" xmlns:w="http://schemas.openxmlformats.org/wordprocessingml/2006/main" xmlns:w14="http://schemas.microsoft.com/office/word/2010/wordml" xmlns:w15="http://schemas.microsoft.com/office/word/2012/wordml" xmlns:w16cex="http://schemas.microsoft.com/office/word/2018/wordml/cex" xmlns:w16cid="http://schemas.microsoft.com/office/word/2016/wordml/cid" xmlns:w16="http://schemas.microsoft.com/office/word/2018/wordml" xmlns:w16sdtdh="http://schemas.microsoft.com/office/word/2020/wordml/sdtdatahash" xmlns:w16se="http://schemas.microsoft.com/office/word/2015/wordml/symex" xmlns:wpg="http://schemas.microsoft.com/office/word/2010/wordprocessingGroup" xmlns:wpi="http://schemas.microsoft.com/office/word/2010/wordprocessingInk" xmlns:wne="http://schemas.microsoft.com/office/word/2006/wordml" xmlns:wps="http://schemas.microsoft.com/office/word/2010/wordprocessingShape" mc:Ignorable="w14 w15 w16se w16cid w16 w16cex w16sdtdh wp14">
   <w:p>
     <w:pPr>
       <w:spacing w:after="0" w:line="259" w:lineRule="auto"/>
@@ -15441,7 +15705,7 @@
 </file>
 
 <file path=word/footer4.xml><?xml version="1.0" encoding="utf-8"?>
-<w:ftr xmlns:wpc="http://schemas.microsoft.com/office/word/2010/wordprocessingCanvas" xmlns:cx="http://schemas.microsoft.com/office/drawing/2014/chartex" xmlns:cx1="http://schemas.microsoft.com/office/drawing/2015/9/8/chartex" xmlns:cx2="http://schemas.microsoft.com/office/drawing/2015/10/21/chartex" xmlns:cx3="http://schemas.microsoft.com/office/drawing/2016/5/9/chartex" xmlns:cx4="http://schemas.microsoft.com/office/drawing/2016/5/10/chartex" xmlns:cx5="http://schemas.microsoft.com/office/drawing/2016/5/11/chartex" xmlns:cx6="http://schemas.microsoft.com/office/drawing/2016/5/12/chartex" xmlns:cx7="http://schemas.microsoft.com/office/drawing/2016/5/13/chartex" xmlns:cx8="http://schemas.microsoft.com/office/drawing/2016/5/14/chartex" xmlns:mc="http://schemas.openxmlformats.org/markup-compatibility/2006" xmlns:aink="http://schemas.microsoft.com/office/drawing/2016/ink" xmlns:am3d="http://schemas.microsoft.com/office/drawing/2017/model3d" xmlns:o="urn:schemas-microsoft-com:office:office" xmlns:oel="http://schemas.microsoft.com/office/2019/extlst" xmlns:r="http://schemas.openxmlformats.org/officeDocument/2006/relationships" xmlns:m="http://schemas.openxmlformats.org/officeDocument/2006/math" xmlns:v="urn:schemas-microsoft-com:vml" xmlns:wp14="http://schemas.microsoft.com/office/word/2010/wordprocessingDrawing" xmlns:wp="http://schemas.openxmlformats.org/drawingml/2006/wordprocessingDrawing" xmlns:w10="urn:schemas-microsoft-com:office:word" xmlns:w="http://schemas.openxmlformats.org/wordprocessingml/2006/main" xmlns:w14="http://schemas.microsoft.com/office/word/2010/wordml" xmlns:w15="http://schemas.microsoft.com/office/word/2012/wordml" xmlns:w16cex="http://schemas.microsoft.com/office/word/2018/wordml/cex" xmlns:w16cid="http://schemas.microsoft.com/office/word/2016/wordml/cid" xmlns:w16="http://schemas.microsoft.com/office/word/2018/wordml" xmlns:w16du="http://schemas.microsoft.com/office/word/2023/wordml/word16du" xmlns:w16sdtdh="http://schemas.microsoft.com/office/word/2020/wordml/sdtdatahash" xmlns:w16sdtfl="http://schemas.microsoft.com/office/word/2024/wordml/sdtformatlock" xmlns:w16se="http://schemas.microsoft.com/office/word/2015/wordml/symex" xmlns:wpg="http://schemas.microsoft.com/office/word/2010/wordprocessingGroup" xmlns:wpi="http://schemas.microsoft.com/office/word/2010/wordprocessingInk" xmlns:wne="http://schemas.microsoft.com/office/word/2006/wordml" xmlns:wps="http://schemas.microsoft.com/office/word/2010/wordprocessingShape" mc:Ignorable="w14 w15 w16se w16cid w16 w16cex w16sdtdh w16sdtfl w16du wp14">
+<w:ftr xmlns:wpc="http://schemas.microsoft.com/office/word/2010/wordprocessingCanvas" xmlns:cx="http://schemas.microsoft.com/office/drawing/2014/chartex" xmlns:cx1="http://schemas.microsoft.com/office/drawing/2015/9/8/chartex" xmlns:cx2="http://schemas.microsoft.com/office/drawing/2015/10/21/chartex" xmlns:cx3="http://schemas.microsoft.com/office/drawing/2016/5/9/chartex" xmlns:cx4="http://schemas.microsoft.com/office/drawing/2016/5/10/chartex" xmlns:cx5="http://schemas.microsoft.com/office/drawing/2016/5/11/chartex" xmlns:cx6="http://schemas.microsoft.com/office/drawing/2016/5/12/chartex" xmlns:cx7="http://schemas.microsoft.com/office/drawing/2016/5/13/chartex" xmlns:cx8="http://schemas.microsoft.com/office/drawing/2016/5/14/chartex" xmlns:mc="http://schemas.openxmlformats.org/markup-compatibility/2006" xmlns:aink="http://schemas.microsoft.com/office/drawing/2016/ink" xmlns:am3d="http://schemas.microsoft.com/office/drawing/2017/model3d" xmlns:o="urn:schemas-microsoft-com:office:office" xmlns:r="http://schemas.openxmlformats.org/officeDocument/2006/relationships" xmlns:m="http://schemas.openxmlformats.org/officeDocument/2006/math" xmlns:v="urn:schemas-microsoft-com:vml" xmlns:wp14="http://schemas.microsoft.com/office/word/2010/wordprocessingDrawing" xmlns:wp="http://schemas.openxmlformats.org/drawingml/2006/wordprocessingDrawing" xmlns:w10="urn:schemas-microsoft-com:office:word" xmlns:w="http://schemas.openxmlformats.org/wordprocessingml/2006/main" xmlns:w14="http://schemas.microsoft.com/office/word/2010/wordml" xmlns:w15="http://schemas.microsoft.com/office/word/2012/wordml" xmlns:w16cex="http://schemas.microsoft.com/office/word/2018/wordml/cex" xmlns:w16cid="http://schemas.microsoft.com/office/word/2016/wordml/cid" xmlns:w16="http://schemas.microsoft.com/office/word/2018/wordml" xmlns:w16sdtdh="http://schemas.microsoft.com/office/word/2020/wordml/sdtdatahash" xmlns:w16se="http://schemas.microsoft.com/office/word/2015/wordml/symex" xmlns:wpg="http://schemas.microsoft.com/office/word/2010/wordprocessingGroup" xmlns:wpi="http://schemas.microsoft.com/office/word/2010/wordprocessingInk" xmlns:wne="http://schemas.microsoft.com/office/word/2006/wordml" xmlns:wps="http://schemas.microsoft.com/office/word/2010/wordprocessingShape" mc:Ignorable="w14 w15 w16se w16cid w16 w16cex w16sdtdh wp14">
   <w:p>
     <w:pPr>
       <w:spacing w:after="160" w:line="259" w:lineRule="auto"/>
@@ -15453,7 +15717,7 @@
 </file>
 
 <file path=word/footer5.xml><?xml version="1.0" encoding="utf-8"?>
-<w:ftr xmlns:wpc="http://schemas.microsoft.com/office/word/2010/wordprocessingCanvas" xmlns:cx="http://schemas.microsoft.com/office/drawing/2014/chartex" xmlns:cx1="http://schemas.microsoft.com/office/drawing/2015/9/8/chartex" xmlns:cx2="http://schemas.microsoft.com/office/drawing/2015/10/21/chartex" xmlns:cx3="http://schemas.microsoft.com/office/drawing/2016/5/9/chartex" xmlns:cx4="http://schemas.microsoft.com/office/drawing/2016/5/10/chartex" xmlns:cx5="http://schemas.microsoft.com/office/drawing/2016/5/11/chartex" xmlns:cx6="http://schemas.microsoft.com/office/drawing/2016/5/12/chartex" xmlns:cx7="http://schemas.microsoft.com/office/drawing/2016/5/13/chartex" xmlns:cx8="http://schemas.microsoft.com/office/drawing/2016/5/14/chartex" xmlns:mc="http://schemas.openxmlformats.org/markup-compatibility/2006" xmlns:aink="http://schemas.microsoft.com/office/drawing/2016/ink" xmlns:am3d="http://schemas.microsoft.com/office/drawing/2017/model3d" xmlns:o="urn:schemas-microsoft-com:office:office" xmlns:oel="http://schemas.microsoft.com/office/2019/extlst" xmlns:r="http://schemas.openxmlformats.org/officeDocument/2006/relationships" xmlns:m="http://schemas.openxmlformats.org/officeDocument/2006/math" xmlns:v="urn:schemas-microsoft-com:vml" xmlns:wp14="http://schemas.microsoft.com/office/word/2010/wordprocessingDrawing" xmlns:wp="http://schemas.openxmlformats.org/drawingml/2006/wordprocessingDrawing" xmlns:w10="urn:schemas-microsoft-com:office:word" xmlns:w="http://schemas.openxmlformats.org/wordprocessingml/2006/main" xmlns:w14="http://schemas.microsoft.com/office/word/2010/wordml" xmlns:w15="http://schemas.microsoft.com/office/word/2012/wordml" xmlns:w16cex="http://schemas.microsoft.com/office/word/2018/wordml/cex" xmlns:w16cid="http://schemas.microsoft.com/office/word/2016/wordml/cid" xmlns:w16="http://schemas.microsoft.com/office/word/2018/wordml" xmlns:w16du="http://schemas.microsoft.com/office/word/2023/wordml/word16du" xmlns:w16sdtdh="http://schemas.microsoft.com/office/word/2020/wordml/sdtdatahash" xmlns:w16sdtfl="http://schemas.microsoft.com/office/word/2024/wordml/sdtformatlock" xmlns:w16se="http://schemas.microsoft.com/office/word/2015/wordml/symex" xmlns:wpg="http://schemas.microsoft.com/office/word/2010/wordprocessingGroup" xmlns:wpi="http://schemas.microsoft.com/office/word/2010/wordprocessingInk" xmlns:wne="http://schemas.microsoft.com/office/word/2006/wordml" xmlns:wps="http://schemas.microsoft.com/office/word/2010/wordprocessingShape" mc:Ignorable="w14 w15 w16se w16cid w16 w16cex w16sdtdh w16sdtfl w16du wp14">
+<w:ftr xmlns:wpc="http://schemas.microsoft.com/office/word/2010/wordprocessingCanvas" xmlns:cx="http://schemas.microsoft.com/office/drawing/2014/chartex" xmlns:cx1="http://schemas.microsoft.com/office/drawing/2015/9/8/chartex" xmlns:cx2="http://schemas.microsoft.com/office/drawing/2015/10/21/chartex" xmlns:cx3="http://schemas.microsoft.com/office/drawing/2016/5/9/chartex" xmlns:cx4="http://schemas.microsoft.com/office/drawing/2016/5/10/chartex" xmlns:cx5="http://schemas.microsoft.com/office/drawing/2016/5/11/chartex" xmlns:cx6="http://schemas.microsoft.com/office/drawing/2016/5/12/chartex" xmlns:cx7="http://schemas.microsoft.com/office/drawing/2016/5/13/chartex" xmlns:cx8="http://schemas.microsoft.com/office/drawing/2016/5/14/chartex" xmlns:mc="http://schemas.openxmlformats.org/markup-compatibility/2006" xmlns:aink="http://schemas.microsoft.com/office/drawing/2016/ink" xmlns:am3d="http://schemas.microsoft.com/office/drawing/2017/model3d" xmlns:o="urn:schemas-microsoft-com:office:office" xmlns:r="http://schemas.openxmlformats.org/officeDocument/2006/relationships" xmlns:m="http://schemas.openxmlformats.org/officeDocument/2006/math" xmlns:v="urn:schemas-microsoft-com:vml" xmlns:wp14="http://schemas.microsoft.com/office/word/2010/wordprocessingDrawing" xmlns:wp="http://schemas.openxmlformats.org/drawingml/2006/wordprocessingDrawing" xmlns:w10="urn:schemas-microsoft-com:office:word" xmlns:w="http://schemas.openxmlformats.org/wordprocessingml/2006/main" xmlns:w14="http://schemas.microsoft.com/office/word/2010/wordml" xmlns:w15="http://schemas.microsoft.com/office/word/2012/wordml" xmlns:w16cex="http://schemas.microsoft.com/office/word/2018/wordml/cex" xmlns:w16cid="http://schemas.microsoft.com/office/word/2016/wordml/cid" xmlns:w16="http://schemas.microsoft.com/office/word/2018/wordml" xmlns:w16sdtdh="http://schemas.microsoft.com/office/word/2020/wordml/sdtdatahash" xmlns:w16se="http://schemas.microsoft.com/office/word/2015/wordml/symex" xmlns:wpg="http://schemas.microsoft.com/office/word/2010/wordprocessingGroup" xmlns:wpi="http://schemas.microsoft.com/office/word/2010/wordprocessingInk" xmlns:wne="http://schemas.microsoft.com/office/word/2006/wordml" xmlns:wps="http://schemas.microsoft.com/office/word/2010/wordprocessingShape" mc:Ignorable="w14 w15 w16se w16cid w16 w16cex w16sdtdh wp14">
   <w:p>
     <w:pPr>
       <w:spacing w:after="160" w:line="259" w:lineRule="auto"/>
@@ -15465,7 +15729,7 @@
 </file>
 
 <file path=word/footer6.xml><?xml version="1.0" encoding="utf-8"?>
-<w:ftr xmlns:wpc="http://schemas.microsoft.com/office/word/2010/wordprocessingCanvas" xmlns:cx="http://schemas.microsoft.com/office/drawing/2014/chartex" xmlns:cx1="http://schemas.microsoft.com/office/drawing/2015/9/8/chartex" xmlns:cx2="http://schemas.microsoft.com/office/drawing/2015/10/21/chartex" xmlns:cx3="http://schemas.microsoft.com/office/drawing/2016/5/9/chartex" xmlns:cx4="http://schemas.microsoft.com/office/drawing/2016/5/10/chartex" xmlns:cx5="http://schemas.microsoft.com/office/drawing/2016/5/11/chartex" xmlns:cx6="http://schemas.microsoft.com/office/drawing/2016/5/12/chartex" xmlns:cx7="http://schemas.microsoft.com/office/drawing/2016/5/13/chartex" xmlns:cx8="http://schemas.microsoft.com/office/drawing/2016/5/14/chartex" xmlns:mc="http://schemas.openxmlformats.org/markup-compatibility/2006" xmlns:aink="http://schemas.microsoft.com/office/drawing/2016/ink" xmlns:am3d="http://schemas.microsoft.com/office/drawing/2017/model3d" xmlns:o="urn:schemas-microsoft-com:office:office" xmlns:oel="http://schemas.microsoft.com/office/2019/extlst" xmlns:r="http://schemas.openxmlformats.org/officeDocument/2006/relationships" xmlns:m="http://schemas.openxmlformats.org/officeDocument/2006/math" xmlns:v="urn:schemas-microsoft-com:vml" xmlns:wp14="http://schemas.microsoft.com/office/word/2010/wordprocessingDrawing" xmlns:wp="http://schemas.openxmlformats.org/drawingml/2006/wordprocessingDrawing" xmlns:w10="urn:schemas-microsoft-com:office:word" xmlns:w="http://schemas.openxmlformats.org/wordprocessingml/2006/main" xmlns:w14="http://schemas.microsoft.com/office/word/2010/wordml" xmlns:w15="http://schemas.microsoft.com/office/word/2012/wordml" xmlns:w16cex="http://schemas.microsoft.com/office/word/2018/wordml/cex" xmlns:w16cid="http://schemas.microsoft.com/office/word/2016/wordml/cid" xmlns:w16="http://schemas.microsoft.com/office/word/2018/wordml" xmlns:w16du="http://schemas.microsoft.com/office/word/2023/wordml/word16du" xmlns:w16sdtdh="http://schemas.microsoft.com/office/word/2020/wordml/sdtdatahash" xmlns:w16sdtfl="http://schemas.microsoft.com/office/word/2024/wordml/sdtformatlock" xmlns:w16se="http://schemas.microsoft.com/office/word/2015/wordml/symex" xmlns:wpg="http://schemas.microsoft.com/office/word/2010/wordprocessingGroup" xmlns:wpi="http://schemas.microsoft.com/office/word/2010/wordprocessingInk" xmlns:wne="http://schemas.microsoft.com/office/word/2006/wordml" xmlns:wps="http://schemas.microsoft.com/office/word/2010/wordprocessingShape" mc:Ignorable="w14 w15 w16se w16cid w16 w16cex w16sdtdh w16sdtfl w16du wp14">
+<w:ftr xmlns:wpc="http://schemas.microsoft.com/office/word/2010/wordprocessingCanvas" xmlns:cx="http://schemas.microsoft.com/office/drawing/2014/chartex" xmlns:cx1="http://schemas.microsoft.com/office/drawing/2015/9/8/chartex" xmlns:cx2="http://schemas.microsoft.com/office/drawing/2015/10/21/chartex" xmlns:cx3="http://schemas.microsoft.com/office/drawing/2016/5/9/chartex" xmlns:cx4="http://schemas.microsoft.com/office/drawing/2016/5/10/chartex" xmlns:cx5="http://schemas.microsoft.com/office/drawing/2016/5/11/chartex" xmlns:cx6="http://schemas.microsoft.com/office/drawing/2016/5/12/chartex" xmlns:cx7="http://schemas.microsoft.com/office/drawing/2016/5/13/chartex" xmlns:cx8="http://schemas.microsoft.com/office/drawing/2016/5/14/chartex" xmlns:mc="http://schemas.openxmlformats.org/markup-compatibility/2006" xmlns:aink="http://schemas.microsoft.com/office/drawing/2016/ink" xmlns:am3d="http://schemas.microsoft.com/office/drawing/2017/model3d" xmlns:o="urn:schemas-microsoft-com:office:office" xmlns:r="http://schemas.openxmlformats.org/officeDocument/2006/relationships" xmlns:m="http://schemas.openxmlformats.org/officeDocument/2006/math" xmlns:v="urn:schemas-microsoft-com:vml" xmlns:wp14="http://schemas.microsoft.com/office/word/2010/wordprocessingDrawing" xmlns:wp="http://schemas.openxmlformats.org/drawingml/2006/wordprocessingDrawing" xmlns:w10="urn:schemas-microsoft-com:office:word" xmlns:w="http://schemas.openxmlformats.org/wordprocessingml/2006/main" xmlns:w14="http://schemas.microsoft.com/office/word/2010/wordml" xmlns:w15="http://schemas.microsoft.com/office/word/2012/wordml" xmlns:w16cex="http://schemas.microsoft.com/office/word/2018/wordml/cex" xmlns:w16cid="http://schemas.microsoft.com/office/word/2016/wordml/cid" xmlns:w16="http://schemas.microsoft.com/office/word/2018/wordml" xmlns:w16sdtdh="http://schemas.microsoft.com/office/word/2020/wordml/sdtdatahash" xmlns:w16se="http://schemas.microsoft.com/office/word/2015/wordml/symex" xmlns:wpg="http://schemas.microsoft.com/office/word/2010/wordprocessingGroup" xmlns:wpi="http://schemas.microsoft.com/office/word/2010/wordprocessingInk" xmlns:wne="http://schemas.microsoft.com/office/word/2006/wordml" xmlns:wps="http://schemas.microsoft.com/office/word/2010/wordprocessingShape" mc:Ignorable="w14 w15 w16se w16cid w16 w16cex w16sdtdh wp14">
   <w:p>
     <w:pPr>
       <w:spacing w:after="160" w:line="259" w:lineRule="auto"/>
@@ -15477,7 +15741,7 @@
 </file>
 
 <file path=word/footer7.xml><?xml version="1.0" encoding="utf-8"?>
-<w:ftr xmlns:wpc="http://schemas.microsoft.com/office/word/2010/wordprocessingCanvas" xmlns:cx="http://schemas.microsoft.com/office/drawing/2014/chartex" xmlns:cx1="http://schemas.microsoft.com/office/drawing/2015/9/8/chartex" xmlns:cx2="http://schemas.microsoft.com/office/drawing/2015/10/21/chartex" xmlns:cx3="http://schemas.microsoft.com/office/drawing/2016/5/9/chartex" xmlns:cx4="http://schemas.microsoft.com/office/drawing/2016/5/10/chartex" xmlns:cx5="http://schemas.microsoft.com/office/drawing/2016/5/11/chartex" xmlns:cx6="http://schemas.microsoft.com/office/drawing/2016/5/12/chartex" xmlns:cx7="http://schemas.microsoft.com/office/drawing/2016/5/13/chartex" xmlns:cx8="http://schemas.microsoft.com/office/drawing/2016/5/14/chartex" xmlns:mc="http://schemas.openxmlformats.org/markup-compatibility/2006" xmlns:aink="http://schemas.microsoft.com/office/drawing/2016/ink" xmlns:am3d="http://schemas.microsoft.com/office/drawing/2017/model3d" xmlns:o="urn:schemas-microsoft-com:office:office" xmlns:oel="http://schemas.microsoft.com/office/2019/extlst" xmlns:r="http://schemas.openxmlformats.org/officeDocument/2006/relationships" xmlns:m="http://schemas.openxmlformats.org/officeDocument/2006/math" xmlns:v="urn:schemas-microsoft-com:vml" xmlns:wp14="http://schemas.microsoft.com/office/word/2010/wordprocessingDrawing" xmlns:wp="http://schemas.openxmlformats.org/drawingml/2006/wordprocessingDrawing" xmlns:w10="urn:schemas-microsoft-com:office:word" xmlns:w="http://schemas.openxmlformats.org/wordprocessingml/2006/main" xmlns:w14="http://schemas.microsoft.com/office/word/2010/wordml" xmlns:w15="http://schemas.microsoft.com/office/word/2012/wordml" xmlns:w16cex="http://schemas.microsoft.com/office/word/2018/wordml/cex" xmlns:w16cid="http://schemas.microsoft.com/office/word/2016/wordml/cid" xmlns:w16="http://schemas.microsoft.com/office/word/2018/wordml" xmlns:w16du="http://schemas.microsoft.com/office/word/2023/wordml/word16du" xmlns:w16sdtdh="http://schemas.microsoft.com/office/word/2020/wordml/sdtdatahash" xmlns:w16sdtfl="http://schemas.microsoft.com/office/word/2024/wordml/sdtformatlock" xmlns:w16se="http://schemas.microsoft.com/office/word/2015/wordml/symex" xmlns:wpg="http://schemas.microsoft.com/office/word/2010/wordprocessingGroup" xmlns:wpi="http://schemas.microsoft.com/office/word/2010/wordprocessingInk" xmlns:wne="http://schemas.microsoft.com/office/word/2006/wordml" xmlns:wps="http://schemas.microsoft.com/office/word/2010/wordprocessingShape" mc:Ignorable="w14 w15 w16se w16cid w16 w16cex w16sdtdh w16sdtfl w16du wp14">
+<w:ftr xmlns:wpc="http://schemas.microsoft.com/office/word/2010/wordprocessingCanvas" xmlns:cx="http://schemas.microsoft.com/office/drawing/2014/chartex" xmlns:cx1="http://schemas.microsoft.com/office/drawing/2015/9/8/chartex" xmlns:cx2="http://schemas.microsoft.com/office/drawing/2015/10/21/chartex" xmlns:cx3="http://schemas.microsoft.com/office/drawing/2016/5/9/chartex" xmlns:cx4="http://schemas.microsoft.com/office/drawing/2016/5/10/chartex" xmlns:cx5="http://schemas.microsoft.com/office/drawing/2016/5/11/chartex" xmlns:cx6="http://schemas.microsoft.com/office/drawing/2016/5/12/chartex" xmlns:cx7="http://schemas.microsoft.com/office/drawing/2016/5/13/chartex" xmlns:cx8="http://schemas.microsoft.com/office/drawing/2016/5/14/chartex" xmlns:mc="http://schemas.openxmlformats.org/markup-compatibility/2006" xmlns:aink="http://schemas.microsoft.com/office/drawing/2016/ink" xmlns:am3d="http://schemas.microsoft.com/office/drawing/2017/model3d" xmlns:o="urn:schemas-microsoft-com:office:office" xmlns:r="http://schemas.openxmlformats.org/officeDocument/2006/relationships" xmlns:m="http://schemas.openxmlformats.org/officeDocument/2006/math" xmlns:v="urn:schemas-microsoft-com:vml" xmlns:wp14="http://schemas.microsoft.com/office/word/2010/wordprocessingDrawing" xmlns:wp="http://schemas.openxmlformats.org/drawingml/2006/wordprocessingDrawing" xmlns:w10="urn:schemas-microsoft-com:office:word" xmlns:w="http://schemas.openxmlformats.org/wordprocessingml/2006/main" xmlns:w14="http://schemas.microsoft.com/office/word/2010/wordml" xmlns:w15="http://schemas.microsoft.com/office/word/2012/wordml" xmlns:w16cex="http://schemas.microsoft.com/office/word/2018/wordml/cex" xmlns:w16cid="http://schemas.microsoft.com/office/word/2016/wordml/cid" xmlns:w16="http://schemas.microsoft.com/office/word/2018/wordml" xmlns:w16sdtdh="http://schemas.microsoft.com/office/word/2020/wordml/sdtdatahash" xmlns:w16se="http://schemas.microsoft.com/office/word/2015/wordml/symex" xmlns:wpg="http://schemas.microsoft.com/office/word/2010/wordprocessingGroup" xmlns:wpi="http://schemas.microsoft.com/office/word/2010/wordprocessingInk" xmlns:wne="http://schemas.microsoft.com/office/word/2006/wordml" xmlns:wps="http://schemas.microsoft.com/office/word/2010/wordprocessingShape" mc:Ignorable="w14 w15 w16se w16cid w16 w16cex w16sdtdh wp14">
   <w:p>
     <w:pPr>
       <w:spacing w:after="0" w:line="259" w:lineRule="auto"/>
@@ -15512,7 +15776,7 @@
 </file>
 
 <file path=word/footer8.xml><?xml version="1.0" encoding="utf-8"?>
-<w:ftr xmlns:wpc="http://schemas.microsoft.com/office/word/2010/wordprocessingCanvas" xmlns:cx="http://schemas.microsoft.com/office/drawing/2014/chartex" xmlns:cx1="http://schemas.microsoft.com/office/drawing/2015/9/8/chartex" xmlns:cx2="http://schemas.microsoft.com/office/drawing/2015/10/21/chartex" xmlns:cx3="http://schemas.microsoft.com/office/drawing/2016/5/9/chartex" xmlns:cx4="http://schemas.microsoft.com/office/drawing/2016/5/10/chartex" xmlns:cx5="http://schemas.microsoft.com/office/drawing/2016/5/11/chartex" xmlns:cx6="http://schemas.microsoft.com/office/drawing/2016/5/12/chartex" xmlns:cx7="http://schemas.microsoft.com/office/drawing/2016/5/13/chartex" xmlns:cx8="http://schemas.microsoft.com/office/drawing/2016/5/14/chartex" xmlns:mc="http://schemas.openxmlformats.org/markup-compatibility/2006" xmlns:aink="http://schemas.microsoft.com/office/drawing/2016/ink" xmlns:am3d="http://schemas.microsoft.com/office/drawing/2017/model3d" xmlns:o="urn:schemas-microsoft-com:office:office" xmlns:oel="http://schemas.microsoft.com/office/2019/extlst" xmlns:r="http://schemas.openxmlformats.org/officeDocument/2006/relationships" xmlns:m="http://schemas.openxmlformats.org/officeDocument/2006/math" xmlns:v="urn:schemas-microsoft-com:vml" xmlns:wp14="http://schemas.microsoft.com/office/word/2010/wordprocessingDrawing" xmlns:wp="http://schemas.openxmlformats.org/drawingml/2006/wordprocessingDrawing" xmlns:w10="urn:schemas-microsoft-com:office:word" xmlns:w="http://schemas.openxmlformats.org/wordprocessingml/2006/main" xmlns:w14="http://schemas.microsoft.com/office/word/2010/wordml" xmlns:w15="http://schemas.microsoft.com/office/word/2012/wordml" xmlns:w16cex="http://schemas.microsoft.com/office/word/2018/wordml/cex" xmlns:w16cid="http://schemas.microsoft.com/office/word/2016/wordml/cid" xmlns:w16="http://schemas.microsoft.com/office/word/2018/wordml" xmlns:w16du="http://schemas.microsoft.com/office/word/2023/wordml/word16du" xmlns:w16sdtdh="http://schemas.microsoft.com/office/word/2020/wordml/sdtdatahash" xmlns:w16sdtfl="http://schemas.microsoft.com/office/word/2024/wordml/sdtformatlock" xmlns:w16se="http://schemas.microsoft.com/office/word/2015/wordml/symex" xmlns:wpg="http://schemas.microsoft.com/office/word/2010/wordprocessingGroup" xmlns:wpi="http://schemas.microsoft.com/office/word/2010/wordprocessingInk" xmlns:wne="http://schemas.microsoft.com/office/word/2006/wordml" xmlns:wps="http://schemas.microsoft.com/office/word/2010/wordprocessingShape" mc:Ignorable="w14 w15 w16se w16cid w16 w16cex w16sdtdh w16sdtfl w16du wp14">
+<w:ftr xmlns:wpc="http://schemas.microsoft.com/office/word/2010/wordprocessingCanvas" xmlns:cx="http://schemas.microsoft.com/office/drawing/2014/chartex" xmlns:cx1="http://schemas.microsoft.com/office/drawing/2015/9/8/chartex" xmlns:cx2="http://schemas.microsoft.com/office/drawing/2015/10/21/chartex" xmlns:cx3="http://schemas.microsoft.com/office/drawing/2016/5/9/chartex" xmlns:cx4="http://schemas.microsoft.com/office/drawing/2016/5/10/chartex" xmlns:cx5="http://schemas.microsoft.com/office/drawing/2016/5/11/chartex" xmlns:cx6="http://schemas.microsoft.com/office/drawing/2016/5/12/chartex" xmlns:cx7="http://schemas.microsoft.com/office/drawing/2016/5/13/chartex" xmlns:cx8="http://schemas.microsoft.com/office/drawing/2016/5/14/chartex" xmlns:mc="http://schemas.openxmlformats.org/markup-compatibility/2006" xmlns:aink="http://schemas.microsoft.com/office/drawing/2016/ink" xmlns:am3d="http://schemas.microsoft.com/office/drawing/2017/model3d" xmlns:o="urn:schemas-microsoft-com:office:office" xmlns:r="http://schemas.openxmlformats.org/officeDocument/2006/relationships" xmlns:m="http://schemas.openxmlformats.org/officeDocument/2006/math" xmlns:v="urn:schemas-microsoft-com:vml" xmlns:wp14="http://schemas.microsoft.com/office/word/2010/wordprocessingDrawing" xmlns:wp="http://schemas.openxmlformats.org/drawingml/2006/wordprocessingDrawing" xmlns:w10="urn:schemas-microsoft-com:office:word" xmlns:w="http://schemas.openxmlformats.org/wordprocessingml/2006/main" xmlns:w14="http://schemas.microsoft.com/office/word/2010/wordml" xmlns:w15="http://schemas.microsoft.com/office/word/2012/wordml" xmlns:w16cex="http://schemas.microsoft.com/office/word/2018/wordml/cex" xmlns:w16cid="http://schemas.microsoft.com/office/word/2016/wordml/cid" xmlns:w16="http://schemas.microsoft.com/office/word/2018/wordml" xmlns:w16sdtdh="http://schemas.microsoft.com/office/word/2020/wordml/sdtdatahash" xmlns:w16se="http://schemas.microsoft.com/office/word/2015/wordml/symex" xmlns:wpg="http://schemas.microsoft.com/office/word/2010/wordprocessingGroup" xmlns:wpi="http://schemas.microsoft.com/office/word/2010/wordprocessingInk" xmlns:wne="http://schemas.microsoft.com/office/word/2006/wordml" xmlns:wps="http://schemas.microsoft.com/office/word/2010/wordprocessingShape" mc:Ignorable="w14 w15 w16se w16cid w16 w16cex w16sdtdh wp14">
   <w:p>
     <w:pPr>
       <w:spacing w:after="0" w:line="259" w:lineRule="auto"/>
@@ -15547,7 +15811,7 @@
 </file>
 
 <file path=word/footer9.xml><?xml version="1.0" encoding="utf-8"?>
-<w:ftr xmlns:wpc="http://schemas.microsoft.com/office/word/2010/wordprocessingCanvas" xmlns:cx="http://schemas.microsoft.com/office/drawing/2014/chartex" xmlns:cx1="http://schemas.microsoft.com/office/drawing/2015/9/8/chartex" xmlns:cx2="http://schemas.microsoft.com/office/drawing/2015/10/21/chartex" xmlns:cx3="http://schemas.microsoft.com/office/drawing/2016/5/9/chartex" xmlns:cx4="http://schemas.microsoft.com/office/drawing/2016/5/10/chartex" xmlns:cx5="http://schemas.microsoft.com/office/drawing/2016/5/11/chartex" xmlns:cx6="http://schemas.microsoft.com/office/drawing/2016/5/12/chartex" xmlns:cx7="http://schemas.microsoft.com/office/drawing/2016/5/13/chartex" xmlns:cx8="http://schemas.microsoft.com/office/drawing/2016/5/14/chartex" xmlns:mc="http://schemas.openxmlformats.org/markup-compatibility/2006" xmlns:aink="http://schemas.microsoft.com/office/drawing/2016/ink" xmlns:am3d="http://schemas.microsoft.com/office/drawing/2017/model3d" xmlns:o="urn:schemas-microsoft-com:office:office" xmlns:oel="http://schemas.microsoft.com/office/2019/extlst" xmlns:r="http://schemas.openxmlformats.org/officeDocument/2006/relationships" xmlns:m="http://schemas.openxmlformats.org/officeDocument/2006/math" xmlns:v="urn:schemas-microsoft-com:vml" xmlns:wp14="http://schemas.microsoft.com/office/word/2010/wordprocessingDrawing" xmlns:wp="http://schemas.openxmlformats.org/drawingml/2006/wordprocessingDrawing" xmlns:w10="urn:schemas-microsoft-com:office:word" xmlns:w="http://schemas.openxmlformats.org/wordprocessingml/2006/main" xmlns:w14="http://schemas.microsoft.com/office/word/2010/wordml" xmlns:w15="http://schemas.microsoft.com/office/word/2012/wordml" xmlns:w16cex="http://schemas.microsoft.com/office/word/2018/wordml/cex" xmlns:w16cid="http://schemas.microsoft.com/office/word/2016/wordml/cid" xmlns:w16="http://schemas.microsoft.com/office/word/2018/wordml" xmlns:w16du="http://schemas.microsoft.com/office/word/2023/wordml/word16du" xmlns:w16sdtdh="http://schemas.microsoft.com/office/word/2020/wordml/sdtdatahash" xmlns:w16sdtfl="http://schemas.microsoft.com/office/word/2024/wordml/sdtformatlock" xmlns:w16se="http://schemas.microsoft.com/office/word/2015/wordml/symex" xmlns:wpg="http://schemas.microsoft.com/office/word/2010/wordprocessingGroup" xmlns:wpi="http://schemas.microsoft.com/office/word/2010/wordprocessingInk" xmlns:wne="http://schemas.microsoft.com/office/word/2006/wordml" xmlns:wps="http://schemas.microsoft.com/office/word/2010/wordprocessingShape" mc:Ignorable="w14 w15 w16se w16cid w16 w16cex w16sdtdh w16sdtfl w16du wp14">
+<w:ftr xmlns:wpc="http://schemas.microsoft.com/office/word/2010/wordprocessingCanvas" xmlns:cx="http://schemas.microsoft.com/office/drawing/2014/chartex" xmlns:cx1="http://schemas.microsoft.com/office/drawing/2015/9/8/chartex" xmlns:cx2="http://schemas.microsoft.com/office/drawing/2015/10/21/chartex" xmlns:cx3="http://schemas.microsoft.com/office/drawing/2016/5/9/chartex" xmlns:cx4="http://schemas.microsoft.com/office/drawing/2016/5/10/chartex" xmlns:cx5="http://schemas.microsoft.com/office/drawing/2016/5/11/chartex" xmlns:cx6="http://schemas.microsoft.com/office/drawing/2016/5/12/chartex" xmlns:cx7="http://schemas.microsoft.com/office/drawing/2016/5/13/chartex" xmlns:cx8="http://schemas.microsoft.com/office/drawing/2016/5/14/chartex" xmlns:mc="http://schemas.openxmlformats.org/markup-compatibility/2006" xmlns:aink="http://schemas.microsoft.com/office/drawing/2016/ink" xmlns:am3d="http://schemas.microsoft.com/office/drawing/2017/model3d" xmlns:o="urn:schemas-microsoft-com:office:office" xmlns:r="http://schemas.openxmlformats.org/officeDocument/2006/relationships" xmlns:m="http://schemas.openxmlformats.org/officeDocument/2006/math" xmlns:v="urn:schemas-microsoft-com:vml" xmlns:wp14="http://schemas.microsoft.com/office/word/2010/wordprocessingDrawing" xmlns:wp="http://schemas.openxmlformats.org/drawingml/2006/wordprocessingDrawing" xmlns:w10="urn:schemas-microsoft-com:office:word" xmlns:w="http://schemas.openxmlformats.org/wordprocessingml/2006/main" xmlns:w14="http://schemas.microsoft.com/office/word/2010/wordml" xmlns:w15="http://schemas.microsoft.com/office/word/2012/wordml" xmlns:w16cex="http://schemas.microsoft.com/office/word/2018/wordml/cex" xmlns:w16cid="http://schemas.microsoft.com/office/word/2016/wordml/cid" xmlns:w16="http://schemas.microsoft.com/office/word/2018/wordml" xmlns:w16sdtdh="http://schemas.microsoft.com/office/word/2020/wordml/sdtdatahash" xmlns:w16se="http://schemas.microsoft.com/office/word/2015/wordml/symex" xmlns:wpg="http://schemas.microsoft.com/office/word/2010/wordprocessingGroup" xmlns:wpi="http://schemas.microsoft.com/office/word/2010/wordprocessingInk" xmlns:wne="http://schemas.microsoft.com/office/word/2006/wordml" xmlns:wps="http://schemas.microsoft.com/office/word/2010/wordprocessingShape" mc:Ignorable="w14 w15 w16se w16cid w16 w16cex w16sdtdh wp14">
   <w:p>
     <w:pPr>
       <w:spacing w:after="0" w:line="259" w:lineRule="auto"/>
@@ -15582,7 +15846,7 @@
 </file>
 
 <file path=word/footnotes.xml><?xml version="1.0" encoding="utf-8"?>
-<w:footnotes xmlns:wpc="http://schemas.microsoft.com/office/word/2010/wordprocessingCanvas" xmlns:cx="http://schemas.microsoft.com/office/drawing/2014/chartex" xmlns:cx1="http://schemas.microsoft.com/office/drawing/2015/9/8/chartex" xmlns:cx2="http://schemas.microsoft.com/office/drawing/2015/10/21/chartex" xmlns:cx3="http://schemas.microsoft.com/office/drawing/2016/5/9/chartex" xmlns:cx4="http://schemas.microsoft.com/office/drawing/2016/5/10/chartex" xmlns:cx5="http://schemas.microsoft.com/office/drawing/2016/5/11/chartex" xmlns:cx6="http://schemas.microsoft.com/office/drawing/2016/5/12/chartex" xmlns:cx7="http://schemas.microsoft.com/office/drawing/2016/5/13/chartex" xmlns:cx8="http://schemas.microsoft.com/office/drawing/2016/5/14/chartex" xmlns:mc="http://schemas.openxmlformats.org/markup-compatibility/2006" xmlns:aink="http://schemas.microsoft.com/office/drawing/2016/ink" xmlns:am3d="http://schemas.microsoft.com/office/drawing/2017/model3d" xmlns:o="urn:schemas-microsoft-com:office:office" xmlns:oel="http://schemas.microsoft.com/office/2019/extlst" xmlns:r="http://schemas.openxmlformats.org/officeDocument/2006/relationships" xmlns:m="http://schemas.openxmlformats.org/officeDocument/2006/math" xmlns:v="urn:schemas-microsoft-com:vml" xmlns:wp14="http://schemas.microsoft.com/office/word/2010/wordprocessingDrawing" xmlns:wp="http://schemas.openxmlformats.org/drawingml/2006/wordprocessingDrawing" xmlns:w10="urn:schemas-microsoft-com:office:word" xmlns:w="http://schemas.openxmlformats.org/wordprocessingml/2006/main" xmlns:w14="http://schemas.microsoft.com/office/word/2010/wordml" xmlns:w15="http://schemas.microsoft.com/office/word/2012/wordml" xmlns:w16cex="http://schemas.microsoft.com/office/word/2018/wordml/cex" xmlns:w16cid="http://schemas.microsoft.com/office/word/2016/wordml/cid" xmlns:w16="http://schemas.microsoft.com/office/word/2018/wordml" xmlns:w16du="http://schemas.microsoft.com/office/word/2023/wordml/word16du" xmlns:w16sdtdh="http://schemas.microsoft.com/office/word/2020/wordml/sdtdatahash" xmlns:w16sdtfl="http://schemas.microsoft.com/office/word/2024/wordml/sdtformatlock" xmlns:w16se="http://schemas.microsoft.com/office/word/2015/wordml/symex" xmlns:wpg="http://schemas.microsoft.com/office/word/2010/wordprocessingGroup" xmlns:wpi="http://schemas.microsoft.com/office/word/2010/wordprocessingInk" xmlns:wne="http://schemas.microsoft.com/office/word/2006/wordml" xmlns:wps="http://schemas.microsoft.com/office/word/2010/wordprocessingShape" mc:Ignorable="w14 w15 w16se w16cid w16 w16cex w16sdtdh w16sdtfl w16du wp14">
+<w:footnotes xmlns:wpc="http://schemas.microsoft.com/office/word/2010/wordprocessingCanvas" xmlns:cx="http://schemas.microsoft.com/office/drawing/2014/chartex" xmlns:cx1="http://schemas.microsoft.com/office/drawing/2015/9/8/chartex" xmlns:cx2="http://schemas.microsoft.com/office/drawing/2015/10/21/chartex" xmlns:cx3="http://schemas.microsoft.com/office/drawing/2016/5/9/chartex" xmlns:cx4="http://schemas.microsoft.com/office/drawing/2016/5/10/chartex" xmlns:cx5="http://schemas.microsoft.com/office/drawing/2016/5/11/chartex" xmlns:cx6="http://schemas.microsoft.com/office/drawing/2016/5/12/chartex" xmlns:cx7="http://schemas.microsoft.com/office/drawing/2016/5/13/chartex" xmlns:cx8="http://schemas.microsoft.com/office/drawing/2016/5/14/chartex" xmlns:mc="http://schemas.openxmlformats.org/markup-compatibility/2006" xmlns:aink="http://schemas.microsoft.com/office/drawing/2016/ink" xmlns:am3d="http://schemas.microsoft.com/office/drawing/2017/model3d" xmlns:o="urn:schemas-microsoft-com:office:office" xmlns:r="http://schemas.openxmlformats.org/officeDocument/2006/relationships" xmlns:m="http://schemas.openxmlformats.org/officeDocument/2006/math" xmlns:v="urn:schemas-microsoft-com:vml" xmlns:wp14="http://schemas.microsoft.com/office/word/2010/wordprocessingDrawing" xmlns:wp="http://schemas.openxmlformats.org/drawingml/2006/wordprocessingDrawing" xmlns:w10="urn:schemas-microsoft-com:office:word" xmlns:w="http://schemas.openxmlformats.org/wordprocessingml/2006/main" xmlns:w14="http://schemas.microsoft.com/office/word/2010/wordml" xmlns:w15="http://schemas.microsoft.com/office/word/2012/wordml" xmlns:w16cex="http://schemas.microsoft.com/office/word/2018/wordml/cex" xmlns:w16cid="http://schemas.microsoft.com/office/word/2016/wordml/cid" xmlns:w16="http://schemas.microsoft.com/office/word/2018/wordml" xmlns:w16sdtdh="http://schemas.microsoft.com/office/word/2020/wordml/sdtdatahash" xmlns:w16se="http://schemas.microsoft.com/office/word/2015/wordml/symex" xmlns:wpg="http://schemas.microsoft.com/office/word/2010/wordprocessingGroup" xmlns:wpi="http://schemas.microsoft.com/office/word/2010/wordprocessingInk" xmlns:wne="http://schemas.microsoft.com/office/word/2006/wordml" xmlns:wps="http://schemas.microsoft.com/office/word/2010/wordprocessingShape" mc:Ignorable="w14 w15 w16se w16cid w16 w16cex w16sdtdh wp14">
   <w:footnote w:type="separator" w:id="-1">
     <w:p>
       <w:pPr>
@@ -15606,8 +15870,71 @@
 </w:footnotes>
 </file>
 
+<file path=word/header1.xml><?xml version="1.0" encoding="utf-8"?>
+<w:hdr xmlns:wpc="http://schemas.microsoft.com/office/word/2010/wordprocessingCanvas" xmlns:cx="http://schemas.microsoft.com/office/drawing/2014/chartex" xmlns:cx1="http://schemas.microsoft.com/office/drawing/2015/9/8/chartex" xmlns:cx2="http://schemas.microsoft.com/office/drawing/2015/10/21/chartex" xmlns:cx3="http://schemas.microsoft.com/office/drawing/2016/5/9/chartex" xmlns:cx4="http://schemas.microsoft.com/office/drawing/2016/5/10/chartex" xmlns:cx5="http://schemas.microsoft.com/office/drawing/2016/5/11/chartex" xmlns:cx6="http://schemas.microsoft.com/office/drawing/2016/5/12/chartex" xmlns:cx7="http://schemas.microsoft.com/office/drawing/2016/5/13/chartex" xmlns:cx8="http://schemas.microsoft.com/office/drawing/2016/5/14/chartex" xmlns:mc="http://schemas.openxmlformats.org/markup-compatibility/2006" xmlns:aink="http://schemas.microsoft.com/office/drawing/2016/ink" xmlns:am3d="http://schemas.microsoft.com/office/drawing/2017/model3d" xmlns:o="urn:schemas-microsoft-com:office:office" xmlns:r="http://schemas.openxmlformats.org/officeDocument/2006/relationships" xmlns:m="http://schemas.openxmlformats.org/officeDocument/2006/math" xmlns:v="urn:schemas-microsoft-com:vml" xmlns:wp14="http://schemas.microsoft.com/office/word/2010/wordprocessingDrawing" xmlns:wp="http://schemas.openxmlformats.org/drawingml/2006/wordprocessingDrawing" xmlns:w10="urn:schemas-microsoft-com:office:word" xmlns:w="http://schemas.openxmlformats.org/wordprocessingml/2006/main" xmlns:w14="http://schemas.microsoft.com/office/word/2010/wordml" xmlns:w15="http://schemas.microsoft.com/office/word/2012/wordml" xmlns:w16cex="http://schemas.microsoft.com/office/word/2018/wordml/cex" xmlns:w16cid="http://schemas.microsoft.com/office/word/2016/wordml/cid" xmlns:w16="http://schemas.microsoft.com/office/word/2018/wordml" xmlns:w16sdtdh="http://schemas.microsoft.com/office/word/2020/wordml/sdtdatahash" xmlns:w16se="http://schemas.microsoft.com/office/word/2015/wordml/symex" xmlns:wpg="http://schemas.microsoft.com/office/word/2010/wordprocessingGroup" xmlns:wpi="http://schemas.microsoft.com/office/word/2010/wordprocessingInk" xmlns:wne="http://schemas.microsoft.com/office/word/2006/wordml" xmlns:wps="http://schemas.microsoft.com/office/word/2010/wordprocessingShape" mc:Ignorable="w14 w15 w16se w16cid w16 w16cex w16sdtdh wp14">
+  <w:p>
+    <w:pPr>
+      <w:pStyle w:val="Cabealho"/>
+    </w:pPr>
+    <w:r>
+      <w:rPr>
+        <w:rFonts w:cs="Arial"/>
+        <w:noProof/>
+      </w:rPr>
+      <w:drawing>
+        <wp:anchor distT="0" distB="0" distL="114300" distR="114300" simplePos="0" relativeHeight="251659264" behindDoc="0" locked="0" layoutInCell="1" allowOverlap="0" wp14:anchorId="7DAF8E11" wp14:editId="0D04A9F1">
+          <wp:simplePos x="0" y="0"/>
+          <wp:positionH relativeFrom="page">
+            <wp:align>left</wp:align>
+          </wp:positionH>
+          <wp:positionV relativeFrom="page">
+            <wp:align>top</wp:align>
+          </wp:positionV>
+          <wp:extent cx="7839075" cy="1276350"/>
+          <wp:effectExtent l="0" t="0" r="9525" b="0"/>
+          <wp:wrapSquare wrapText="bothSides"/>
+          <wp:docPr id="1" name="Picture 186"/>
+          <wp:cNvGraphicFramePr/>
+          <a:graphic xmlns:a="http://schemas.openxmlformats.org/drawingml/2006/main">
+            <a:graphicData uri="http://schemas.openxmlformats.org/drawingml/2006/picture">
+              <pic:pic xmlns:pic="http://schemas.openxmlformats.org/drawingml/2006/picture">
+                <pic:nvPicPr>
+                  <pic:cNvPr id="186" name="Picture 186"/>
+                  <pic:cNvPicPr/>
+                </pic:nvPicPr>
+                <pic:blipFill>
+                  <a:blip r:embed="rId1"/>
+                  <a:stretch>
+                    <a:fillRect/>
+                  </a:stretch>
+                </pic:blipFill>
+                <pic:spPr>
+                  <a:xfrm>
+                    <a:off x="0" y="0"/>
+                    <a:ext cx="7839075" cy="1276350"/>
+                  </a:xfrm>
+                  <a:prstGeom prst="rect">
+                    <a:avLst/>
+                  </a:prstGeom>
+                </pic:spPr>
+              </pic:pic>
+            </a:graphicData>
+          </a:graphic>
+          <wp14:sizeRelH relativeFrom="margin">
+            <wp14:pctWidth>0</wp14:pctWidth>
+          </wp14:sizeRelH>
+          <wp14:sizeRelV relativeFrom="margin">
+            <wp14:pctHeight>0</wp14:pctHeight>
+          </wp14:sizeRelV>
+        </wp:anchor>
+      </w:drawing>
+    </w:r>
+  </w:p>
+</w:hdr>
+</file>
+
 <file path=word/numbering.xml><?xml version="1.0" encoding="utf-8"?>
-<w:numbering xmlns:wpc="http://schemas.microsoft.com/office/word/2010/wordprocessingCanvas" xmlns:cx="http://schemas.microsoft.com/office/drawing/2014/chartex" xmlns:cx1="http://schemas.microsoft.com/office/drawing/2015/9/8/chartex" xmlns:cx2="http://schemas.microsoft.com/office/drawing/2015/10/21/chartex" xmlns:cx3="http://schemas.microsoft.com/office/drawing/2016/5/9/chartex" xmlns:cx4="http://schemas.microsoft.com/office/drawing/2016/5/10/chartex" xmlns:cx5="http://schemas.microsoft.com/office/drawing/2016/5/11/chartex" xmlns:cx6="http://schemas.microsoft.com/office/drawing/2016/5/12/chartex" xmlns:cx7="http://schemas.microsoft.com/office/drawing/2016/5/13/chartex" xmlns:cx8="http://schemas.microsoft.com/office/drawing/2016/5/14/chartex" xmlns:mc="http://schemas.openxmlformats.org/markup-compatibility/2006" xmlns:aink="http://schemas.microsoft.com/office/drawing/2016/ink" xmlns:am3d="http://schemas.microsoft.com/office/drawing/2017/model3d" xmlns:o="urn:schemas-microsoft-com:office:office" xmlns:oel="http://schemas.microsoft.com/office/2019/extlst" xmlns:r="http://schemas.openxmlformats.org/officeDocument/2006/relationships" xmlns:m="http://schemas.openxmlformats.org/officeDocument/2006/math" xmlns:v="urn:schemas-microsoft-com:vml" xmlns:wp14="http://schemas.microsoft.com/office/word/2010/wordprocessingDrawing" xmlns:wp="http://schemas.openxmlformats.org/drawingml/2006/wordprocessingDrawing" xmlns:w10="urn:schemas-microsoft-com:office:word" xmlns:w="http://schemas.openxmlformats.org/wordprocessingml/2006/main" xmlns:w14="http://schemas.microsoft.com/office/word/2010/wordml" xmlns:w15="http://schemas.microsoft.com/office/word/2012/wordml" xmlns:w16cex="http://schemas.microsoft.com/office/word/2018/wordml/cex" xmlns:w16cid="http://schemas.microsoft.com/office/word/2016/wordml/cid" xmlns:w16="http://schemas.microsoft.com/office/word/2018/wordml" xmlns:w16du="http://schemas.microsoft.com/office/word/2023/wordml/word16du" xmlns:w16sdtdh="http://schemas.microsoft.com/office/word/2020/wordml/sdtdatahash" xmlns:w16sdtfl="http://schemas.microsoft.com/office/word/2024/wordml/sdtformatlock" xmlns:w16se="http://schemas.microsoft.com/office/word/2015/wordml/symex" xmlns:wpg="http://schemas.microsoft.com/office/word/2010/wordprocessingGroup" xmlns:wpi="http://schemas.microsoft.com/office/word/2010/wordprocessingInk" xmlns:wne="http://schemas.microsoft.com/office/word/2006/wordml" xmlns:wps="http://schemas.microsoft.com/office/word/2010/wordprocessingShape" mc:Ignorable="w14 w15 w16se w16cid w16 w16cex w16sdtdh w16sdtfl w16du wp14">
+<w:numbering xmlns:wpc="http://schemas.microsoft.com/office/word/2010/wordprocessingCanvas" xmlns:cx="http://schemas.microsoft.com/office/drawing/2014/chartex" xmlns:cx1="http://schemas.microsoft.com/office/drawing/2015/9/8/chartex" xmlns:cx2="http://schemas.microsoft.com/office/drawing/2015/10/21/chartex" xmlns:cx3="http://schemas.microsoft.com/office/drawing/2016/5/9/chartex" xmlns:cx4="http://schemas.microsoft.com/office/drawing/2016/5/10/chartex" xmlns:cx5="http://schemas.microsoft.com/office/drawing/2016/5/11/chartex" xmlns:cx6="http://schemas.microsoft.com/office/drawing/2016/5/12/chartex" xmlns:cx7="http://schemas.microsoft.com/office/drawing/2016/5/13/chartex" xmlns:cx8="http://schemas.microsoft.com/office/drawing/2016/5/14/chartex" xmlns:mc="http://schemas.openxmlformats.org/markup-compatibility/2006" xmlns:aink="http://schemas.microsoft.com/office/drawing/2016/ink" xmlns:am3d="http://schemas.microsoft.com/office/drawing/2017/model3d" xmlns:o="urn:schemas-microsoft-com:office:office" xmlns:r="http://schemas.openxmlformats.org/officeDocument/2006/relationships" xmlns:m="http://schemas.openxmlformats.org/officeDocument/2006/math" xmlns:v="urn:schemas-microsoft-com:vml" xmlns:wp14="http://schemas.microsoft.com/office/word/2010/wordprocessingDrawing" xmlns:wp="http://schemas.openxmlformats.org/drawingml/2006/wordprocessingDrawing" xmlns:w10="urn:schemas-microsoft-com:office:word" xmlns:w="http://schemas.openxmlformats.org/wordprocessingml/2006/main" xmlns:w14="http://schemas.microsoft.com/office/word/2010/wordml" xmlns:w15="http://schemas.microsoft.com/office/word/2012/wordml" xmlns:w16cex="http://schemas.microsoft.com/office/word/2018/wordml/cex" xmlns:w16cid="http://schemas.microsoft.com/office/word/2016/wordml/cid" xmlns:w16="http://schemas.microsoft.com/office/word/2018/wordml" xmlns:w16sdtdh="http://schemas.microsoft.com/office/word/2020/wordml/sdtdatahash" xmlns:w16se="http://schemas.microsoft.com/office/word/2015/wordml/symex" xmlns:wpg="http://schemas.microsoft.com/office/word/2010/wordprocessingGroup" xmlns:wpi="http://schemas.microsoft.com/office/word/2010/wordprocessingInk" xmlns:wne="http://schemas.microsoft.com/office/word/2006/wordml" xmlns:wps="http://schemas.microsoft.com/office/word/2010/wordprocessingShape" mc:Ignorable="w14 w15 w16se w16cid w16 w16cex w16sdtdh wp14">
   <w:abstractNum w:abstractNumId="0" w15:restartNumberingAfterBreak="0">
     <w:nsid w:val="2A983A38"/>
     <w:multiLevelType w:val="multilevel"/>
@@ -15644,7 +15971,7 @@
       <w:lvlText w:val="%1.%2"/>
       <w:lvlJc w:val="left"/>
       <w:pPr>
-        <w:ind w:left="0"/>
+        <w:ind w:left="142"/>
       </w:pPr>
       <w:rPr>
         <w:rFonts w:ascii="Calibri" w:eastAsia="Calibri" w:hAnsi="Calibri" w:cs="Calibri"/>
@@ -15831,14 +16158,23 @@
       </w:rPr>
     </w:lvl>
   </w:abstractNum>
-  <w:num w:numId="1" w16cid:durableId="1647202895">
+  <w:num w:numId="1">
     <w:abstractNumId w:val="0"/>
+  </w:num>
+  <w:num w:numId="2">
+    <w:abstractNumId w:val="0"/>
+    <w:lvlOverride w:ilvl="0">
+      <w:startOverride w:val="3"/>
+    </w:lvlOverride>
+    <w:lvlOverride w:ilvl="1">
+      <w:startOverride w:val="5"/>
+    </w:lvlOverride>
   </w:num>
 </w:numbering>
 </file>
 
 <file path=word/styles.xml><?xml version="1.0" encoding="utf-8"?>
-<w:styles xmlns:mc="http://schemas.openxmlformats.org/markup-compatibility/2006" xmlns:r="http://schemas.openxmlformats.org/officeDocument/2006/relationships" xmlns:w="http://schemas.openxmlformats.org/wordprocessingml/2006/main" xmlns:w14="http://schemas.microsoft.com/office/word/2010/wordml" xmlns:w15="http://schemas.microsoft.com/office/word/2012/wordml" xmlns:w16cex="http://schemas.microsoft.com/office/word/2018/wordml/cex" xmlns:w16cid="http://schemas.microsoft.com/office/word/2016/wordml/cid" xmlns:w16="http://schemas.microsoft.com/office/word/2018/wordml" xmlns:w16du="http://schemas.microsoft.com/office/word/2023/wordml/word16du" xmlns:w16sdtdh="http://schemas.microsoft.com/office/word/2020/wordml/sdtdatahash" xmlns:w16sdtfl="http://schemas.microsoft.com/office/word/2024/wordml/sdtformatlock" xmlns:w16se="http://schemas.microsoft.com/office/word/2015/wordml/symex" mc:Ignorable="w14 w15 w16se w16cid w16 w16cex w16sdtdh w16sdtfl w16du">
+<w:styles xmlns:mc="http://schemas.openxmlformats.org/markup-compatibility/2006" xmlns:r="http://schemas.openxmlformats.org/officeDocument/2006/relationships" xmlns:w="http://schemas.openxmlformats.org/wordprocessingml/2006/main" xmlns:w14="http://schemas.microsoft.com/office/word/2010/wordml" xmlns:w15="http://schemas.microsoft.com/office/word/2012/wordml" xmlns:w16cex="http://schemas.microsoft.com/office/word/2018/wordml/cex" xmlns:w16cid="http://schemas.microsoft.com/office/word/2016/wordml/cid" xmlns:w16="http://schemas.microsoft.com/office/word/2018/wordml" xmlns:w16sdtdh="http://schemas.microsoft.com/office/word/2020/wordml/sdtdatahash" xmlns:w16se="http://schemas.microsoft.com/office/word/2015/wordml/symex" mc:Ignorable="w14 w15 w16se w16cid w16 w16cex w16sdtdh">
   <w:docDefaults>
     <w:rPrDefault>
       <w:rPr>
@@ -16357,6 +16693,33 @@
       </w:tblCellMar>
     </w:tblPr>
   </w:style>
+  <w:style w:type="paragraph" w:styleId="Cabealho">
+    <w:name w:val="header"/>
+    <w:basedOn w:val="Normal"/>
+    <w:link w:val="CabealhoChar"/>
+    <w:uiPriority w:val="99"/>
+    <w:unhideWhenUsed/>
+    <w:rsid w:val="00BE57AD"/>
+    <w:pPr>
+      <w:tabs>
+        <w:tab w:val="center" w:pos="4252"/>
+        <w:tab w:val="right" w:pos="8504"/>
+      </w:tabs>
+      <w:spacing w:after="0" w:line="240" w:lineRule="auto"/>
+    </w:pPr>
+  </w:style>
+  <w:style w:type="character" w:customStyle="1" w:styleId="CabealhoChar">
+    <w:name w:val="Cabeçalho Char"/>
+    <w:basedOn w:val="Fontepargpadro"/>
+    <w:link w:val="Cabealho"/>
+    <w:uiPriority w:val="99"/>
+    <w:rsid w:val="00BE57AD"/>
+    <w:rPr>
+      <w:rFonts w:ascii="Calibri" w:eastAsia="Calibri" w:hAnsi="Calibri" w:cs="Calibri"/>
+      <w:color w:val="000000"/>
+      <w:sz w:val="21"/>
+    </w:rPr>
+  </w:style>
 </w:styles>
 </file>
 
